--- a/GUI/普通用户运行说明.docx
+++ b/GUI/普通用户运行说明.docx
@@ -4,454 +4,517 @@
   <w:body>
     <w:p>
       <w:pPr>
-        <w:spacing w:before="0" w:after="80" w:line="264" w:lineRule="auto"/>
-        <w:jc w:val="center"/>
+        <w:spacing w:after="20"/>
       </w:pPr>
       <w:r>
         <w:rPr>
           <w:rFonts w:ascii="Microsoft YaHei" w:hAnsi="Microsoft YaHei" w:eastAsia="Microsoft YaHei"/>
           <w:b/>
-          <w:color w:val="1F4D78"/>
-          <w:sz w:val="36"/>
+          <w:color w:val="1F4E79"/>
+          <w:sz w:val="44"/>
         </w:rPr>
-        <w:t>多维复用超高速光接入端到端系统仿真平台</w:t>
+        <w:t>普通用户运行说明</w:t>
       </w:r>
     </w:p>
     <w:p>
       <w:pPr>
-        <w:spacing w:before="0" w:after="240" w:line="264" w:lineRule="auto"/>
-        <w:jc w:val="center"/>
+        <w:spacing w:after="180"/>
       </w:pPr>
       <w:r>
         <w:rPr>
           <w:rFonts w:ascii="Microsoft YaHei" w:hAnsi="Microsoft YaHei" w:eastAsia="Microsoft YaHei"/>
-          <w:color w:val="595959"/>
-          <w:sz w:val="26"/>
+          <w:b w:val="0"/>
+          <w:color w:val="475569"/>
+          <w:sz w:val="21"/>
         </w:rPr>
-        <w:t>普通用户 Windows 运行说明</w:t>
+        <w:t>Windows / macOS 启动、建模、仿真与结果导出</w:t>
+      </w:r>
+    </w:p>
+    <w:p>
+      <w:pPr>
+        <w:pStyle w:val="Heading1"/>
+      </w:pPr>
+      <w:r>
+        <w:t>1. 功能入口</w:t>
       </w:r>
     </w:p>
     <w:tbl>
       <w:tblPr>
-        <w:tblW w:type="auto" w:w="0"/>
-        <w:jc w:val="center"/>
+        <w:tblStyle w:val="TableGrid"/>
+        <w:tblW w:type="dxa" w:w="10368"/>
+        <w:jc w:val="left"/>
         <w:tblLayout w:type="fixed"/>
         <w:tblLook w:firstColumn="1" w:firstRow="1" w:lastColumn="0" w:lastRow="0" w:noHBand="0" w:noVBand="1" w:val="04A0"/>
       </w:tblPr>
       <w:tblGrid>
-        <w:gridCol w:w="9360"/>
+        <w:gridCol w:w="3456"/>
+        <w:gridCol w:w="3456"/>
+        <w:gridCol w:w="3456"/>
       </w:tblGrid>
       <w:tr>
+        <w:trPr>
+          <w:cantSplit/>
+          <w:tblHeader/>
+        </w:trPr>
         <w:tc>
           <w:tcPr>
-            <w:tcW w:type="dxa" w:w="9360"/>
-            <w:tcMar>
-              <w:top w:w="80" w:type="dxa"/>
-              <w:start w:w="120" w:type="dxa"/>
-              <w:bottom w:w="80" w:type="dxa"/>
-              <w:end w:w="120" w:type="dxa"/>
-            </w:tcMar>
-            <w:shd w:fill="F4F6F9"/>
+            <w:tcW w:type="dxa" w:w="2088"/>
+            <w:vAlign w:val="center"/>
+            <w:shd w:fill="1F4E79"/>
           </w:tcPr>
           <w:p>
             <w:pPr>
-              <w:spacing w:before="0" w:after="40" w:line="276" w:lineRule="auto"/>
+              <w:spacing w:after="0" w:before="0"/>
             </w:pPr>
             <w:r>
               <w:rPr>
                 <w:rFonts w:ascii="Microsoft YaHei" w:hAnsi="Microsoft YaHei" w:eastAsia="Microsoft YaHei"/>
                 <w:b/>
-                <w:color w:val="1F4D78"/>
-                <w:sz w:val="21"/>
+                <w:color w:val="FFFFFF"/>
+                <w:sz w:val="16"/>
               </w:rPr>
-              <w:t>阅读对象</w:t>
-            </w:r>
-          </w:p>
-          <w:p>
-            <w:pPr>
-              <w:spacing w:before="0" w:after="0" w:line="288" w:lineRule="auto"/>
-            </w:pPr>
-            <w:r>
-              <w:rPr>
-                <w:rFonts w:ascii="Microsoft YaHei" w:hAnsi="Microsoft YaHei" w:eastAsia="Microsoft YaHei"/>
-                <w:sz w:val="21"/>
-              </w:rPr>
-              <w:t>本说明面向只需要运行软件的普通用户，不包含源码修改、Python 环境配置或重新打包步骤。</w:t>
-            </w:r>
-          </w:p>
-        </w:tc>
-      </w:tr>
-    </w:tbl>
-    <w:p/>
-    <w:p>
-      <w:pPr>
-        <w:pStyle w:val="Heading1"/>
-        <w:spacing w:before="360" w:after="160" w:line="288" w:lineRule="auto"/>
-      </w:pPr>
-      <w:r>
-        <w:rPr>
-          <w:rFonts w:ascii="Microsoft YaHei" w:hAnsi="Microsoft YaHei" w:eastAsia="Microsoft YaHei"/>
-          <w:b/>
-          <w:color w:val="2E74B5"/>
-          <w:sz w:val="32"/>
-        </w:rPr>
-        <w:t>1. 运行前准备</w:t>
-      </w:r>
-    </w:p>
-    <w:p>
-      <w:pPr>
-        <w:spacing w:before="0" w:after="120" w:line="300" w:lineRule="auto"/>
-      </w:pPr>
-      <w:r>
-        <w:rPr>
-          <w:rFonts w:ascii="Microsoft YaHei" w:hAnsi="Microsoft YaHei" w:eastAsia="Microsoft YaHei"/>
-          <w:sz w:val="22"/>
-        </w:rPr>
-        <w:t>在新的 Windows 电脑上运行软件前，请先确认以下内容：</w:t>
-      </w:r>
-    </w:p>
-    <w:p>
-      <w:pPr>
-        <w:pStyle w:val="ListBullet"/>
-        <w:spacing w:before="0" w:after="80" w:line="300" w:lineRule="auto"/>
-        <w:ind w:left="540" w:hanging="271"/>
-      </w:pPr>
-      <w:r>
-        <w:rPr>
-          <w:rFonts w:ascii="Microsoft YaHei" w:hAnsi="Microsoft YaHei" w:eastAsia="Microsoft YaHei"/>
-          <w:sz w:val="22"/>
-        </w:rPr>
-        <w:t>电脑已安装 MATLAB，建议使用与发布方一致或接近的版本，例如 MATLAB R2024b。</w:t>
-      </w:r>
-    </w:p>
-    <w:p>
-      <w:pPr>
-        <w:pStyle w:val="ListBullet"/>
-        <w:spacing w:before="0" w:after="80" w:line="300" w:lineRule="auto"/>
-        <w:ind w:left="540" w:hanging="271"/>
-      </w:pPr>
-      <w:r>
-        <w:rPr>
-          <w:rFonts w:ascii="Microsoft YaHei" w:hAnsi="Microsoft YaHei" w:eastAsia="Microsoft YaHei"/>
-          <w:sz w:val="22"/>
-        </w:rPr>
-        <w:t>MATLAB 可以单独正常启动，并且授权状态正常。</w:t>
-      </w:r>
-    </w:p>
-    <w:p>
-      <w:pPr>
-        <w:pStyle w:val="ListBullet"/>
-        <w:spacing w:before="0" w:after="80" w:line="300" w:lineRule="auto"/>
-        <w:ind w:left="540" w:hanging="271"/>
-      </w:pPr>
-      <w:r>
-        <w:rPr>
-          <w:rFonts w:ascii="Microsoft YaHei" w:hAnsi="Microsoft YaHei" w:eastAsia="Microsoft YaHei"/>
-          <w:sz w:val="22"/>
-        </w:rPr>
-        <w:t>已收到完整的软件文件夹，而不是单独的 exe 文件。</w:t>
-      </w:r>
-    </w:p>
-    <w:p>
-      <w:pPr>
-        <w:pStyle w:val="ListBullet"/>
-        <w:spacing w:before="0" w:after="80" w:line="300" w:lineRule="auto"/>
-        <w:ind w:left="540" w:hanging="271"/>
-      </w:pPr>
-      <w:r>
-        <w:rPr>
-          <w:rFonts w:ascii="Microsoft YaHei" w:hAnsi="Microsoft YaHei" w:eastAsia="Microsoft YaHei"/>
-          <w:sz w:val="22"/>
-        </w:rPr>
-        <w:t>如果电脑上安装了多个 MATLAB 版本，首次启动时请选择需要用于仿真的版本。</w:t>
-      </w:r>
-    </w:p>
-    <w:p>
-      <w:pPr>
-        <w:pStyle w:val="Heading1"/>
-        <w:spacing w:before="360" w:after="160" w:line="288" w:lineRule="auto"/>
-      </w:pPr>
-      <w:r>
-        <w:rPr>
-          <w:rFonts w:ascii="Microsoft YaHei" w:hAnsi="Microsoft YaHei" w:eastAsia="Microsoft YaHei"/>
-          <w:b/>
-          <w:color w:val="2E74B5"/>
-          <w:sz w:val="32"/>
-        </w:rPr>
-        <w:t>2. 应收到哪些文件</w:t>
-      </w:r>
-    </w:p>
-    <w:p>
-      <w:pPr>
-        <w:spacing w:before="0" w:after="120" w:line="300" w:lineRule="auto"/>
-      </w:pPr>
-      <w:r>
-        <w:rPr>
-          <w:rFonts w:ascii="Microsoft YaHei" w:hAnsi="Microsoft YaHei" w:eastAsia="Microsoft YaHei"/>
-          <w:sz w:val="22"/>
-        </w:rPr>
-        <w:t>发布方应提供整个软件文件夹，通常名称如下：</w:t>
-      </w:r>
-    </w:p>
-    <w:p>
-      <w:pPr>
-        <w:spacing w:before="40" w:after="120" w:line="276" w:lineRule="auto"/>
-        <w:ind w:left="288"/>
-      </w:pPr>
-      <w:r>
-        <w:rPr>
-          <w:rFonts w:ascii="Consolas" w:hAnsi="Consolas"/>
-          <w:color w:val="404040"/>
-          <w:sz w:val="20"/>
-        </w:rPr>
-        <w:t>OpticalSystemGUI</w:t>
-      </w:r>
-    </w:p>
-    <w:p>
-      <w:pPr>
-        <w:spacing w:before="0" w:after="120" w:line="300" w:lineRule="auto"/>
-      </w:pPr>
-      <w:r>
-        <w:rPr>
-          <w:rFonts w:ascii="Microsoft YaHei" w:hAnsi="Microsoft YaHei" w:eastAsia="Microsoft YaHei"/>
-          <w:sz w:val="22"/>
-        </w:rPr>
-        <w:t>该文件夹中至少应包含以下内容：</w:t>
-      </w:r>
-    </w:p>
-    <w:tbl>
-      <w:tblPr>
-        <w:tblW w:type="auto" w:w="0"/>
-        <w:jc w:val="center"/>
-        <w:tblLayout w:type="fixed"/>
-        <w:tblLook w:firstColumn="1" w:firstRow="1" w:lastColumn="0" w:lastRow="0" w:noHBand="0" w:noVBand="1" w:val="04A0"/>
-      </w:tblPr>
-      <w:tblGrid>
-        <w:gridCol w:w="2880"/>
-        <w:gridCol w:w="6192"/>
-      </w:tblGrid>
-      <w:tr>
-        <w:tc>
-          <w:tcPr>
-            <w:tcW w:type="dxa" w:w="2880"/>
-            <w:tcMar>
-              <w:top w:w="80" w:type="dxa"/>
-              <w:start w:w="120" w:type="dxa"/>
-              <w:bottom w:w="80" w:type="dxa"/>
-              <w:end w:w="120" w:type="dxa"/>
-            </w:tcMar>
-            <w:vAlign w:val="center"/>
-            <w:shd w:fill="E8EEF5"/>
-          </w:tcPr>
-          <w:p>
-            <w:pPr>
-              <w:spacing w:before="0" w:after="0" w:line="276" w:lineRule="auto"/>
-            </w:pPr>
-            <w:r/>
-            <w:r>
-              <w:rPr>
-                <w:rFonts w:ascii="Microsoft YaHei" w:hAnsi="Microsoft YaHei" w:eastAsia="Microsoft YaHei"/>
-                <w:b/>
-                <w:color w:val="1F4D78"/>
-                <w:sz w:val="21"/>
-              </w:rPr>
-              <w:t>文件/文件夹</w:t>
+              <w:t>功能</w:t>
             </w:r>
           </w:p>
         </w:tc>
         <w:tc>
           <w:tcPr>
-            <w:tcW w:type="dxa" w:w="6192"/>
-            <w:tcMar>
-              <w:top w:w="80" w:type="dxa"/>
-              <w:start w:w="120" w:type="dxa"/>
-              <w:bottom w:w="80" w:type="dxa"/>
-              <w:end w:w="120" w:type="dxa"/>
-            </w:tcMar>
+            <w:tcW w:type="dxa" w:w="3384"/>
             <w:vAlign w:val="center"/>
-            <w:shd w:fill="E8EEF5"/>
+            <w:shd w:fill="1F4E79"/>
           </w:tcPr>
           <w:p>
             <w:pPr>
-              <w:spacing w:before="0" w:after="0" w:line="276" w:lineRule="auto"/>
+              <w:spacing w:after="0" w:before="0"/>
             </w:pPr>
-            <w:r/>
             <w:r>
               <w:rPr>
                 <w:rFonts w:ascii="Microsoft YaHei" w:hAnsi="Microsoft YaHei" w:eastAsia="Microsoft YaHei"/>
                 <w:b/>
-                <w:color w:val="1F4D78"/>
-                <w:sz w:val="21"/>
+                <w:color w:val="FFFFFF"/>
+                <w:sz w:val="16"/>
               </w:rPr>
-              <w:t>用途</w:t>
+              <w:t>入口</w:t>
+            </w:r>
+          </w:p>
+        </w:tc>
+        <w:tc>
+          <w:tcPr>
+            <w:tcW w:type="dxa" w:w="4896"/>
+            <w:vAlign w:val="center"/>
+            <w:shd w:fill="1F4E79"/>
+          </w:tcPr>
+          <w:p>
+            <w:pPr>
+              <w:spacing w:after="0" w:before="0"/>
+            </w:pPr>
+            <w:r>
+              <w:rPr>
+                <w:rFonts w:ascii="Microsoft YaHei" w:hAnsi="Microsoft YaHei" w:eastAsia="Microsoft YaHei"/>
+                <w:b/>
+                <w:color w:val="FFFFFF"/>
+                <w:sz w:val="16"/>
+              </w:rPr>
+              <w:t>结果</w:t>
             </w:r>
           </w:p>
         </w:tc>
       </w:tr>
       <w:tr>
+        <w:trPr>
+          <w:cantSplit/>
+        </w:trPr>
         <w:tc>
           <w:tcPr>
-            <w:tcW w:type="dxa" w:w="2880"/>
+            <w:tcW w:type="dxa" w:w="2088"/>
             <w:vAlign w:val="center"/>
           </w:tcPr>
           <w:p>
             <w:pPr>
-              <w:spacing w:before="0" w:after="0" w:line="276" w:lineRule="auto"/>
+              <w:spacing w:after="0" w:before="0"/>
             </w:pPr>
-            <w:r/>
             <w:r>
               <w:rPr>
                 <w:rFonts w:ascii="Microsoft YaHei" w:hAnsi="Microsoft YaHei" w:eastAsia="Microsoft YaHei"/>
                 <w:b w:val="0"/>
-                <w:sz w:val="21"/>
+                <w:color w:val="1F2937"/>
+                <w:sz w:val="16"/>
               </w:rPr>
-              <w:t>OpticalSystemGUI.exe</w:t>
+              <w:t>拓扑编辑</w:t>
             </w:r>
           </w:p>
         </w:tc>
         <w:tc>
           <w:tcPr>
-            <w:tcW w:type="dxa" w:w="6192"/>
+            <w:tcW w:type="dxa" w:w="3384"/>
             <w:vAlign w:val="center"/>
           </w:tcPr>
           <w:p>
             <w:pPr>
-              <w:spacing w:before="0" w:after="0" w:line="276" w:lineRule="auto"/>
+              <w:spacing w:after="0" w:before="0"/>
             </w:pPr>
-            <w:r/>
             <w:r>
               <w:rPr>
                 <w:rFonts w:ascii="Microsoft YaHei" w:hAnsi="Microsoft YaHei" w:eastAsia="Microsoft YaHei"/>
                 <w:b w:val="0"/>
-                <w:sz w:val="21"/>
+                <w:color w:val="1F2937"/>
+                <w:sz w:val="16"/>
               </w:rPr>
-              <w:t>软件主程序</w:t>
+              <w:t>组件拖入、连线、双击参数</w:t>
+            </w:r>
+          </w:p>
+        </w:tc>
+        <w:tc>
+          <w:tcPr>
+            <w:tcW w:type="dxa" w:w="4896"/>
+            <w:vAlign w:val="center"/>
+          </w:tcPr>
+          <w:p>
+            <w:pPr>
+              <w:spacing w:after="0" w:before="0"/>
+            </w:pPr>
+            <w:r>
+              <w:rPr>
+                <w:rFonts w:ascii="Microsoft YaHei" w:hAnsi="Microsoft YaHei" w:eastAsia="Microsoft YaHei"/>
+                <w:b w:val="0"/>
+                <w:color w:val="1F2937"/>
+                <w:sz w:val="16"/>
+              </w:rPr>
+              <w:t>保存为 JSON 拓扑文件</w:t>
             </w:r>
           </w:p>
         </w:tc>
       </w:tr>
       <w:tr>
+        <w:trPr>
+          <w:cantSplit/>
+        </w:trPr>
         <w:tc>
           <w:tcPr>
-            <w:tcW w:type="dxa" w:w="2880"/>
+            <w:tcW w:type="dxa" w:w="2088"/>
             <w:vAlign w:val="center"/>
+            <w:shd w:fill="F2F4F7"/>
           </w:tcPr>
           <w:p>
             <w:pPr>
-              <w:spacing w:before="0" w:after="0" w:line="276" w:lineRule="auto"/>
+              <w:spacing w:after="0" w:before="0"/>
             </w:pPr>
-            <w:r/>
             <w:r>
               <w:rPr>
                 <w:rFonts w:ascii="Microsoft YaHei" w:hAnsi="Microsoft YaHei" w:eastAsia="Microsoft YaHei"/>
                 <w:b w:val="0"/>
-                <w:sz w:val="21"/>
+                <w:color w:val="1F2937"/>
+                <w:sz w:val="16"/>
               </w:rPr>
-              <w:t>_internal</w:t>
+              <w:t>仿真预检查</w:t>
             </w:r>
           </w:p>
         </w:tc>
         <w:tc>
           <w:tcPr>
-            <w:tcW w:type="dxa" w:w="6192"/>
+            <w:tcW w:type="dxa" w:w="3384"/>
             <w:vAlign w:val="center"/>
+            <w:shd w:fill="F2F4F7"/>
           </w:tcPr>
           <w:p>
             <w:pPr>
-              <w:spacing w:before="0" w:after="0" w:line="276" w:lineRule="auto"/>
+              <w:spacing w:after="0" w:before="0"/>
             </w:pPr>
-            <w:r/>
             <w:r>
               <w:rPr>
                 <w:rFonts w:ascii="Microsoft YaHei" w:hAnsi="Microsoft YaHei" w:eastAsia="Microsoft YaHei"/>
                 <w:b w:val="0"/>
-                <w:sz w:val="21"/>
+                <w:color w:val="1F2937"/>
+                <w:sz w:val="16"/>
               </w:rPr>
-              <w:t>Python、PyQt、Matplotlib、MATLAB Engine 等运行依赖</w:t>
+              <w:t>工具 &gt; 仿真预检查</w:t>
+            </w:r>
+          </w:p>
+        </w:tc>
+        <w:tc>
+          <w:tcPr>
+            <w:tcW w:type="dxa" w:w="4896"/>
+            <w:vAlign w:val="center"/>
+            <w:shd w:fill="F2F4F7"/>
+          </w:tcPr>
+          <w:p>
+            <w:pPr>
+              <w:spacing w:after="0" w:before="0"/>
+            </w:pPr>
+            <w:r>
+              <w:rPr>
+                <w:rFonts w:ascii="Microsoft YaHei" w:hAnsi="Microsoft YaHei" w:eastAsia="Microsoft YaHei"/>
+                <w:b w:val="0"/>
+                <w:color w:val="1F2937"/>
+                <w:sz w:val="16"/>
+              </w:rPr>
+              <w:t>错误、警告和执行层级</w:t>
             </w:r>
           </w:p>
         </w:tc>
       </w:tr>
       <w:tr>
+        <w:trPr>
+          <w:cantSplit/>
+        </w:trPr>
         <w:tc>
           <w:tcPr>
-            <w:tcW w:type="dxa" w:w="2880"/>
+            <w:tcW w:type="dxa" w:w="2088"/>
             <w:vAlign w:val="center"/>
           </w:tcPr>
           <w:p>
             <w:pPr>
-              <w:spacing w:before="0" w:after="0" w:line="276" w:lineRule="auto"/>
+              <w:spacing w:after="0" w:before="0"/>
             </w:pPr>
-            <w:r/>
             <w:r>
               <w:rPr>
                 <w:rFonts w:ascii="Microsoft YaHei" w:hAnsi="Microsoft YaHei" w:eastAsia="Microsoft YaHei"/>
                 <w:b w:val="0"/>
-                <w:sz w:val="21"/>
+                <w:color w:val="1F2937"/>
+                <w:sz w:val="16"/>
               </w:rPr>
-              <w:t>PON</w:t>
+              <w:t>MATLAB 仿真</w:t>
             </w:r>
           </w:p>
         </w:tc>
         <w:tc>
           <w:tcPr>
-            <w:tcW w:type="dxa" w:w="6192"/>
+            <w:tcW w:type="dxa" w:w="3384"/>
             <w:vAlign w:val="center"/>
           </w:tcPr>
           <w:p>
             <w:pPr>
-              <w:spacing w:before="0" w:after="0" w:line="276" w:lineRule="auto"/>
+              <w:spacing w:after="0" w:before="0"/>
             </w:pPr>
-            <w:r/>
             <w:r>
               <w:rPr>
                 <w:rFonts w:ascii="Microsoft YaHei" w:hAnsi="Microsoft YaHei" w:eastAsia="Microsoft YaHei"/>
                 <w:b w:val="0"/>
-                <w:sz w:val="21"/>
+                <w:color w:val="1F2937"/>
+                <w:sz w:val="16"/>
               </w:rPr>
-              <w:t>MATLAB 仿真代码</w:t>
+              <w:t>仿真 &gt; 设计仿真 / F5</w:t>
+            </w:r>
+          </w:p>
+        </w:tc>
+        <w:tc>
+          <w:tcPr>
+            <w:tcW w:type="dxa" w:w="4896"/>
+            <w:vAlign w:val="center"/>
+          </w:tcPr>
+          <w:p>
+            <w:pPr>
+              <w:spacing w:after="0" w:before="0"/>
+            </w:pPr>
+            <w:r>
+              <w:rPr>
+                <w:rFonts w:ascii="Microsoft YaHei" w:hAnsi="Microsoft YaHei" w:eastAsia="Microsoft YaHei"/>
+                <w:b w:val="0"/>
+                <w:color w:val="1F2937"/>
+                <w:sz w:val="16"/>
+              </w:rPr>
+              <w:t>节点输出、BER、SNR、分析图</w:t>
             </w:r>
           </w:p>
         </w:tc>
       </w:tr>
       <w:tr>
+        <w:trPr>
+          <w:cantSplit/>
+        </w:trPr>
         <w:tc>
           <w:tcPr>
-            <w:tcW w:type="dxa" w:w="2880"/>
+            <w:tcW w:type="dxa" w:w="2088"/>
             <w:vAlign w:val="center"/>
+            <w:shd w:fill="F2F4F7"/>
           </w:tcPr>
           <w:p>
             <w:pPr>
-              <w:spacing w:before="0" w:after="0" w:line="276" w:lineRule="auto"/>
+              <w:spacing w:after="0" w:before="0"/>
             </w:pPr>
-            <w:r/>
             <w:r>
               <w:rPr>
                 <w:rFonts w:ascii="Microsoft YaHei" w:hAnsi="Microsoft YaHei" w:eastAsia="Microsoft YaHei"/>
                 <w:b w:val="0"/>
-                <w:sz w:val="21"/>
+                <w:color w:val="1F2937"/>
+                <w:sz w:val="16"/>
               </w:rPr>
-              <w:t>icon</w:t>
+              <w:t>参数扫描</w:t>
             </w:r>
           </w:p>
         </w:tc>
         <w:tc>
           <w:tcPr>
-            <w:tcW w:type="dxa" w:w="6192"/>
+            <w:tcW w:type="dxa" w:w="3384"/>
+            <w:vAlign w:val="center"/>
+            <w:shd w:fill="F2F4F7"/>
+          </w:tcPr>
+          <w:p>
+            <w:pPr>
+              <w:spacing w:after="0" w:before="0"/>
+            </w:pPr>
+            <w:r>
+              <w:rPr>
+                <w:rFonts w:ascii="Microsoft YaHei" w:hAnsi="Microsoft YaHei" w:eastAsia="Microsoft YaHei"/>
+                <w:b w:val="0"/>
+                <w:color w:val="1F2937"/>
+                <w:sz w:val="16"/>
+              </w:rPr>
+              <w:t>仿真 &gt; 参数扫描</w:t>
+            </w:r>
+          </w:p>
+        </w:tc>
+        <w:tc>
+          <w:tcPr>
+            <w:tcW w:type="dxa" w:w="4896"/>
+            <w:vAlign w:val="center"/>
+            <w:shd w:fill="F2F4F7"/>
+          </w:tcPr>
+          <w:p>
+            <w:pPr>
+              <w:spacing w:after="0" w:before="0"/>
+            </w:pPr>
+            <w:r>
+              <w:rPr>
+                <w:rFonts w:ascii="Microsoft YaHei" w:hAnsi="Microsoft YaHei" w:eastAsia="Microsoft YaHei"/>
+                <w:b w:val="0"/>
+                <w:color w:val="1F2937"/>
+                <w:sz w:val="16"/>
+              </w:rPr>
+              <w:t>扫描数据、灵敏度和功率预算</w:t>
+            </w:r>
+          </w:p>
+        </w:tc>
+      </w:tr>
+      <w:tr>
+        <w:trPr>
+          <w:cantSplit/>
+        </w:trPr>
+        <w:tc>
+          <w:tcPr>
+            <w:tcW w:type="dxa" w:w="2088"/>
             <w:vAlign w:val="center"/>
           </w:tcPr>
           <w:p>
             <w:pPr>
-              <w:spacing w:before="0" w:after="0" w:line="276" w:lineRule="auto"/>
+              <w:spacing w:after="0" w:before="0"/>
             </w:pPr>
-            <w:r/>
             <w:r>
               <w:rPr>
                 <w:rFonts w:ascii="Microsoft YaHei" w:hAnsi="Microsoft YaHei" w:eastAsia="Microsoft YaHei"/>
                 <w:b w:val="0"/>
-                <w:sz w:val="21"/>
+                <w:color w:val="1F2937"/>
+                <w:sz w:val="16"/>
               </w:rPr>
-              <w:t>GUI 中使用的组件图标</w:t>
+              <w:t>MATLAB 诊断</w:t>
+            </w:r>
+          </w:p>
+        </w:tc>
+        <w:tc>
+          <w:tcPr>
+            <w:tcW w:type="dxa" w:w="3384"/>
+            <w:vAlign w:val="center"/>
+          </w:tcPr>
+          <w:p>
+            <w:pPr>
+              <w:spacing w:after="0" w:before="0"/>
+            </w:pPr>
+            <w:r>
+              <w:rPr>
+                <w:rFonts w:ascii="Microsoft YaHei" w:hAnsi="Microsoft YaHei" w:eastAsia="Microsoft YaHei"/>
+                <w:b w:val="0"/>
+                <w:color w:val="1F2937"/>
+                <w:sz w:val="16"/>
+              </w:rPr>
+              <w:t>工具 &gt; MATLAB 诊断</w:t>
+            </w:r>
+          </w:p>
+        </w:tc>
+        <w:tc>
+          <w:tcPr>
+            <w:tcW w:type="dxa" w:w="4896"/>
+            <w:vAlign w:val="center"/>
+          </w:tcPr>
+          <w:p>
+            <w:pPr>
+              <w:spacing w:after="0" w:before="0"/>
+            </w:pPr>
+            <w:r>
+              <w:rPr>
+                <w:rFonts w:ascii="Microsoft YaHei" w:hAnsi="Microsoft YaHei" w:eastAsia="Microsoft YaHei"/>
+                <w:b w:val="0"/>
+                <w:color w:val="1F2937"/>
+                <w:sz w:val="16"/>
+              </w:rPr>
+              <w:t>安装目录、Engine、版本和连接状态</w:t>
+            </w:r>
+          </w:p>
+        </w:tc>
+      </w:tr>
+      <w:tr>
+        <w:trPr>
+          <w:cantSplit/>
+        </w:trPr>
+        <w:tc>
+          <w:tcPr>
+            <w:tcW w:type="dxa" w:w="2088"/>
+            <w:vAlign w:val="center"/>
+            <w:shd w:fill="F2F4F7"/>
+          </w:tcPr>
+          <w:p>
+            <w:pPr>
+              <w:spacing w:after="0" w:before="0"/>
+            </w:pPr>
+            <w:r>
+              <w:rPr>
+                <w:rFonts w:ascii="Microsoft YaHei" w:hAnsi="Microsoft YaHei" w:eastAsia="Microsoft YaHei"/>
+                <w:b w:val="0"/>
+                <w:color w:val="1F2937"/>
+                <w:sz w:val="16"/>
+              </w:rPr>
+              <w:t>外部组件</w:t>
+            </w:r>
+          </w:p>
+        </w:tc>
+        <w:tc>
+          <w:tcPr>
+            <w:tcW w:type="dxa" w:w="3384"/>
+            <w:vAlign w:val="center"/>
+            <w:shd w:fill="F2F4F7"/>
+          </w:tcPr>
+          <w:p>
+            <w:pPr>
+              <w:spacing w:after="0" w:before="0"/>
+            </w:pPr>
+            <w:r>
+              <w:rPr>
+                <w:rFonts w:ascii="Microsoft YaHei" w:hAnsi="Microsoft YaHei" w:eastAsia="Microsoft YaHei"/>
+                <w:b w:val="0"/>
+                <w:color w:val="1F2937"/>
+                <w:sz w:val="16"/>
+              </w:rPr>
+              <w:t>工具 &gt; 外部 MATLAB 组件向导</w:t>
+            </w:r>
+          </w:p>
+        </w:tc>
+        <w:tc>
+          <w:tcPr>
+            <w:tcW w:type="dxa" w:w="4896"/>
+            <w:vAlign w:val="center"/>
+            <w:shd w:fill="F2F4F7"/>
+          </w:tcPr>
+          <w:p>
+            <w:pPr>
+              <w:spacing w:after="0" w:before="0"/>
+            </w:pPr>
+            <w:r>
+              <w:rPr>
+                <w:rFonts w:ascii="Microsoft YaHei" w:hAnsi="Microsoft YaHei" w:eastAsia="Microsoft YaHei"/>
+                <w:b w:val="0"/>
+                <w:color w:val="1F2937"/>
+                <w:sz w:val="16"/>
+              </w:rPr>
+              <w:t>已配置的 MatlabFile 节点</w:t>
             </w:r>
           </w:p>
         </w:tc>
@@ -459,357 +522,940 @@
     </w:tbl>
     <w:p>
       <w:pPr>
-        <w:spacing w:before="0" w:after="120" w:line="300" w:lineRule="auto"/>
+        <w:spacing w:after="20"/>
+      </w:pPr>
+    </w:p>
+    <w:p>
+      <w:pPr>
+        <w:pStyle w:val="Heading1"/>
+      </w:pPr>
+      <w:r>
+        <w:t>2. 启动</w:t>
+      </w:r>
+    </w:p>
+    <w:p>
+      <w:pPr>
+        <w:pStyle w:val="ListNumber"/>
+        <w:spacing w:after="40"/>
       </w:pPr>
       <w:r>
         <w:rPr>
           <w:rFonts w:ascii="Microsoft YaHei" w:hAnsi="Microsoft YaHei" w:eastAsia="Microsoft YaHei"/>
-          <w:sz w:val="22"/>
+          <w:b w:val="0"/>
+          <w:color w:val="1F2937"/>
+          <w:sz w:val="18"/>
         </w:rPr>
-        <w:t>注意：不要只复制或发送 OpticalSystemGUI.exe，否则软件可能无法启动或无法运行仿真。</w:t>
+        <w:t>启动 OpticalSystemGUI.exe 或运行 GUI/run_gui.py。</w:t>
+      </w:r>
+    </w:p>
+    <w:p>
+      <w:pPr>
+        <w:pStyle w:val="ListNumber"/>
+        <w:spacing w:after="40"/>
+      </w:pPr>
+      <w:r>
+        <w:rPr>
+          <w:rFonts w:ascii="Microsoft YaHei" w:hAnsi="Microsoft YaHei" w:eastAsia="Microsoft YaHei"/>
+          <w:b w:val="0"/>
+          <w:color w:val="1F2937"/>
+          <w:sz w:val="18"/>
+        </w:rPr>
+        <w:t>程序在 Windows 的 C:\Program Files\MATLAB\R* 或 macOS 的 /Applications/MATLAB_R*.app 中搜索 MATLAB，并选择最高版本。</w:t>
+      </w:r>
+    </w:p>
+    <w:p>
+      <w:pPr>
+        <w:pStyle w:val="ListNumber"/>
+        <w:spacing w:after="40"/>
+      </w:pPr>
+      <w:r>
+        <w:rPr>
+          <w:rFonts w:ascii="Microsoft YaHei" w:hAnsi="Microsoft YaHei" w:eastAsia="Microsoft YaHei"/>
+          <w:b w:val="0"/>
+          <w:color w:val="1F2937"/>
+          <w:sz w:val="18"/>
+        </w:rPr>
+        <w:t>等待状态栏显示 MATLAB Engine Status: Ready。</w:t>
+      </w:r>
+    </w:p>
+    <w:p>
+      <w:pPr>
+        <w:pStyle w:val="ListNumber"/>
+        <w:spacing w:after="40"/>
+      </w:pPr>
+      <w:r>
+        <w:rPr>
+          <w:rFonts w:ascii="Microsoft YaHei" w:hAnsi="Microsoft YaHei" w:eastAsia="Microsoft YaHei"/>
+          <w:b w:val="0"/>
+          <w:color w:val="1F2937"/>
+          <w:sz w:val="18"/>
+        </w:rPr>
+        <w:t>自动启动失败时：选择“是”手动指定 MATLAB 根目录；选择“否”进入离线模式。不要选择 bin 或 bin/win64。</w:t>
       </w:r>
     </w:p>
     <w:p>
       <w:pPr>
         <w:pStyle w:val="Heading1"/>
-        <w:spacing w:before="360" w:after="160" w:line="288" w:lineRule="auto"/>
       </w:pPr>
       <w:r>
-        <w:rPr>
-          <w:rFonts w:ascii="Microsoft YaHei" w:hAnsi="Microsoft YaHei" w:eastAsia="Microsoft YaHei"/>
-          <w:b/>
-          <w:color w:val="2E74B5"/>
-          <w:sz w:val="32"/>
-        </w:rPr>
-        <w:t>3. 首次运行步骤</w:t>
+        <w:t>3. 离线模式</w:t>
       </w:r>
     </w:p>
     <w:p>
       <w:pPr>
         <w:pStyle w:val="ListNumber"/>
-        <w:spacing w:before="0" w:after="80" w:line="300" w:lineRule="auto"/>
-        <w:ind w:left="540" w:hanging="271"/>
+        <w:spacing w:after="40"/>
       </w:pPr>
       <w:r>
         <w:rPr>
           <w:rFonts w:ascii="Microsoft YaHei" w:hAnsi="Microsoft YaHei" w:eastAsia="Microsoft YaHei"/>
-          <w:sz w:val="22"/>
+          <w:b w:val="0"/>
+          <w:color w:val="1F2937"/>
+          <w:sz w:val="18"/>
         </w:rPr>
-        <w:t>将整个 OpticalSystemGUI 文件夹复制到电脑上的任意位置，例如桌面或 D 盘。</w:t>
+        <w:t>选择“工具 &gt; 离线模式”进入或退出。</w:t>
       </w:r>
     </w:p>
     <w:p>
       <w:pPr>
         <w:pStyle w:val="ListNumber"/>
-        <w:spacing w:before="0" w:after="80" w:line="300" w:lineRule="auto"/>
-        <w:ind w:left="540" w:hanging="271"/>
+        <w:spacing w:after="40"/>
       </w:pPr>
       <w:r>
         <w:rPr>
           <w:rFonts w:ascii="Microsoft YaHei" w:hAnsi="Microsoft YaHei" w:eastAsia="Microsoft YaHei"/>
-          <w:sz w:val="22"/>
+          <w:b w:val="0"/>
+          <w:color w:val="1F2937"/>
+          <w:sz w:val="18"/>
         </w:rPr>
-        <w:t>打开该文件夹，双击 OpticalSystemGUI.exe。</w:t>
+        <w:t>离线模式可新建、打开、编辑、保存拓扑，也可运行仿真预检查。</w:t>
       </w:r>
     </w:p>
     <w:p>
       <w:pPr>
         <w:pStyle w:val="ListNumber"/>
-        <w:spacing w:before="0" w:after="80" w:line="300" w:lineRule="auto"/>
-        <w:ind w:left="540" w:hanging="271"/>
+        <w:spacing w:after="40"/>
       </w:pPr>
       <w:r>
         <w:rPr>
           <w:rFonts w:ascii="Microsoft YaHei" w:hAnsi="Microsoft YaHei" w:eastAsia="Microsoft YaHei"/>
-          <w:sz w:val="22"/>
+          <w:b w:val="0"/>
+          <w:color w:val="1F2937"/>
+          <w:sz w:val="18"/>
         </w:rPr>
-        <w:t>如果系统弹出安全提示，请确认该程序来源可信后选择继续运行。</w:t>
+        <w:t>离线模式不能运行 MATLAB 仿真；点击底部“连接 MATLAB 引擎”成功后自动退出离线模式。</w:t>
+      </w:r>
+    </w:p>
+    <w:p>
+      <w:pPr>
+        <w:pStyle w:val="Heading1"/>
+      </w:pPr>
+      <w:r>
+        <w:t>4. 建立并运行拓扑</w:t>
       </w:r>
     </w:p>
     <w:p>
       <w:pPr>
         <w:pStyle w:val="ListNumber"/>
-        <w:spacing w:before="0" w:after="80" w:line="300" w:lineRule="auto"/>
-        <w:ind w:left="540" w:hanging="271"/>
+        <w:spacing w:after="40"/>
       </w:pPr>
       <w:r>
         <w:rPr>
           <w:rFonts w:ascii="Microsoft YaHei" w:hAnsi="Microsoft YaHei" w:eastAsia="Microsoft YaHei"/>
-          <w:sz w:val="22"/>
+          <w:b w:val="0"/>
+          <w:color w:val="1F2937"/>
+          <w:sz w:val="18"/>
         </w:rPr>
-        <w:t>软件启动时会尝试连接 MATLAB 引擎，请等待初始化窗口完成。</w:t>
+        <w:t>将组件拖入工作区。</w:t>
       </w:r>
     </w:p>
     <w:p>
       <w:pPr>
         <w:pStyle w:val="ListNumber"/>
-        <w:spacing w:before="0" w:after="80" w:line="300" w:lineRule="auto"/>
-        <w:ind w:left="540" w:hanging="271"/>
+        <w:spacing w:after="40"/>
       </w:pPr>
       <w:r>
         <w:rPr>
           <w:rFonts w:ascii="Microsoft YaHei" w:hAnsi="Microsoft YaHei" w:eastAsia="Microsoft YaHei"/>
-          <w:sz w:val="22"/>
+          <w:b w:val="0"/>
+          <w:color w:val="1F2937"/>
+          <w:sz w:val="18"/>
         </w:rPr>
-        <w:t>如果软件提示选择 MATLAB 路径，请选择 MATLAB 根目录。</w:t>
+        <w:t>从输出端口拖到输入端口建立信号连接。</w:t>
+      </w:r>
+    </w:p>
+    <w:p>
+      <w:pPr>
+        <w:pStyle w:val="ListNumber"/>
+        <w:spacing w:after="40"/>
+      </w:pPr>
+      <w:r>
+        <w:rPr>
+          <w:rFonts w:ascii="Microsoft YaHei" w:hAnsi="Microsoft YaHei" w:eastAsia="Microsoft YaHei"/>
+          <w:b w:val="0"/>
+          <w:color w:val="1F2937"/>
+          <w:sz w:val="18"/>
+        </w:rPr>
+        <w:t>双击组件修改参数；双击空白处编辑全局参数。</w:t>
+      </w:r>
+    </w:p>
+    <w:p>
+      <w:pPr>
+        <w:pStyle w:val="ListNumber"/>
+        <w:spacing w:after="40"/>
+      </w:pPr>
+      <w:r>
+        <w:rPr>
+          <w:rFonts w:ascii="Microsoft YaHei" w:hAnsi="Microsoft YaHei" w:eastAsia="Microsoft YaHei"/>
+          <w:b w:val="0"/>
+          <w:color w:val="1F2937"/>
+          <w:sz w:val="18"/>
+        </w:rPr>
+        <w:t>选择“文件 &gt; 保存设计”。</w:t>
+      </w:r>
+    </w:p>
+    <w:p>
+      <w:pPr>
+        <w:pStyle w:val="ListNumber"/>
+        <w:spacing w:after="40"/>
+      </w:pPr>
+      <w:r>
+        <w:rPr>
+          <w:rFonts w:ascii="Microsoft YaHei" w:hAnsi="Microsoft YaHei" w:eastAsia="Microsoft YaHei"/>
+          <w:b w:val="0"/>
+          <w:color w:val="1F2937"/>
+          <w:sz w:val="18"/>
+        </w:rPr>
+        <w:t>按 F5；程序先执行预检查，通过后启动 MATLAB 仿真。</w:t>
+      </w:r>
+    </w:p>
+    <w:p>
+      <w:pPr>
+        <w:pStyle w:val="ListNumber"/>
+        <w:spacing w:after="40"/>
+      </w:pPr>
+      <w:r>
+        <w:rPr>
+          <w:rFonts w:ascii="Microsoft YaHei" w:hAnsi="Microsoft YaHei" w:eastAsia="Microsoft YaHei"/>
+          <w:b w:val="0"/>
+          <w:color w:val="1F2937"/>
+          <w:sz w:val="18"/>
+        </w:rPr>
+        <w:t>运行中按 Ctrl+F6 暂停、F6 恢复、Shift+F5 停止。暂停或停止在当前 MATLAB 调用结束后生效。</w:t>
       </w:r>
     </w:p>
     <w:p>
       <w:pPr>
         <w:pStyle w:val="Heading1"/>
-        <w:spacing w:before="360" w:after="160" w:line="288" w:lineRule="auto"/>
+      </w:pPr>
+      <w:r>
+        <w:t>5. 参数扫描与断点续跑</w:t>
+      </w:r>
+    </w:p>
+    <w:p>
+      <w:pPr>
+        <w:pStyle w:val="ListNumber"/>
+        <w:spacing w:after="40"/>
       </w:pPr>
       <w:r>
         <w:rPr>
           <w:rFonts w:ascii="Microsoft YaHei" w:hAnsi="Microsoft YaHei" w:eastAsia="Microsoft YaHei"/>
-          <w:b/>
-          <w:color w:val="2E74B5"/>
-          <w:sz w:val="32"/>
+          <w:b w:val="0"/>
+          <w:color w:val="1F2937"/>
+          <w:sz w:val="18"/>
         </w:rPr>
-        <w:t>4. MATLAB 路径如何选择</w:t>
+        <w:t>选择“仿真 &gt; 参数扫描”，添加组件、参数、起始值、终止值和步长。</w:t>
       </w:r>
     </w:p>
     <w:p>
       <w:pPr>
-        <w:spacing w:before="0" w:after="120" w:line="300" w:lineRule="auto"/>
+        <w:pStyle w:val="ListNumber"/>
+        <w:spacing w:after="40"/>
       </w:pPr>
       <w:r>
         <w:rPr>
           <w:rFonts w:ascii="Microsoft YaHei" w:hAnsi="Microsoft YaHei" w:eastAsia="Microsoft YaHei"/>
-          <w:sz w:val="22"/>
+          <w:b w:val="0"/>
+          <w:color w:val="1F2937"/>
+          <w:sz w:val="18"/>
         </w:rPr>
-        <w:t>请选择 MATLAB 的安装根目录，例如：</w:t>
+        <w:t>同深度参数同步变化；不同深度参数组合扫描。</w:t>
       </w:r>
     </w:p>
     <w:p>
       <w:pPr>
-        <w:spacing w:before="40" w:after="120" w:line="276" w:lineRule="auto"/>
-        <w:ind w:left="288"/>
+        <w:pStyle w:val="ListNumber"/>
+        <w:spacing w:after="40"/>
       </w:pPr>
       <w:r>
         <w:rPr>
-          <w:rFonts w:ascii="Consolas" w:hAnsi="Consolas"/>
-          <w:color w:val="404040"/>
-          <w:sz w:val="20"/>
+          <w:rFonts w:ascii="Microsoft YaHei" w:hAnsi="Microsoft YaHei" w:eastAsia="Microsoft YaHei"/>
+          <w:b w:val="0"/>
+          <w:color w:val="1F2937"/>
+          <w:sz w:val="18"/>
         </w:rPr>
-        <w:t>C:\Program Files\MATLAB\R2024b</w:t>
+        <w:t>按 F5 开始扫描。每个完成点写入断点文件。</w:t>
       </w:r>
     </w:p>
     <w:p>
       <w:pPr>
-        <w:spacing w:before="0" w:after="120" w:line="300" w:lineRule="auto"/>
+        <w:pStyle w:val="ListNumber"/>
+        <w:spacing w:after="40"/>
       </w:pPr>
       <w:r>
         <w:rPr>
           <w:rFonts w:ascii="Microsoft YaHei" w:hAnsi="Microsoft YaHei" w:eastAsia="Microsoft YaHei"/>
-          <w:sz w:val="22"/>
+          <w:b w:val="0"/>
+          <w:color w:val="1F2937"/>
+          <w:sz w:val="18"/>
         </w:rPr>
-        <w:t>不要选择 MATLAB 的 bin 目录，例如以下路径不推荐：</w:t>
+        <w:t>需要暂离时按 Ctrl+F6；返回后按 F6。需要结束程序时按 Shift+F5，之后重新打开同一拓扑并按 F5 自动续跑。</w:t>
       </w:r>
     </w:p>
     <w:p>
       <w:pPr>
-        <w:spacing w:before="40" w:after="120" w:line="276" w:lineRule="auto"/>
-        <w:ind w:left="288"/>
+        <w:pStyle w:val="ListNumber"/>
+        <w:spacing w:after="40"/>
       </w:pPr>
       <w:r>
         <w:rPr>
-          <w:rFonts w:ascii="Consolas" w:hAnsi="Consolas"/>
-          <w:color w:val="404040"/>
-          <w:sz w:val="20"/>
+          <w:rFonts w:ascii="Microsoft YaHei" w:hAnsi="Microsoft YaHei" w:eastAsia="Microsoft YaHei"/>
+          <w:b w:val="0"/>
+          <w:color w:val="1F2937"/>
+          <w:sz w:val="18"/>
         </w:rPr>
-        <w:t>C:\Program Files\MATLAB\R2024b\bin</w:t>
+        <w:t>扫描完成后选择“仿真 &gt; 仿真结果”，点击“导出 CSV”或“导出 XLSX”。</w:t>
+      </w:r>
+    </w:p>
+    <w:tbl>
+      <w:tblPr>
+        <w:tblStyle w:val="TableGrid"/>
+        <w:tblW w:type="dxa" w:w="10367"/>
+        <w:jc w:val="left"/>
+        <w:tblLayout w:type="fixed"/>
+        <w:tblLook w:firstColumn="1" w:firstRow="1" w:lastColumn="0" w:lastRow="0" w:noHBand="0" w:noVBand="1" w:val="04A0"/>
+      </w:tblPr>
+      <w:tblGrid>
+        <w:gridCol w:w="5184"/>
+        <w:gridCol w:w="5184"/>
+      </w:tblGrid>
+      <w:tr>
+        <w:trPr>
+          <w:cantSplit/>
+          <w:tblHeader/>
+        </w:trPr>
+        <w:tc>
+          <w:tcPr>
+            <w:tcW w:type="dxa" w:w="1655"/>
+            <w:vAlign w:val="center"/>
+            <w:shd w:fill="1F4E79"/>
+          </w:tcPr>
+          <w:p>
+            <w:pPr>
+              <w:spacing w:after="0" w:before="0"/>
+            </w:pPr>
+            <w:r>
+              <w:rPr>
+                <w:rFonts w:ascii="Microsoft YaHei" w:hAnsi="Microsoft YaHei" w:eastAsia="Microsoft YaHei"/>
+                <w:b/>
+                <w:color w:val="FFFFFF"/>
+                <w:sz w:val="16"/>
+              </w:rPr>
+              <w:t>导出内容</w:t>
+            </w:r>
+          </w:p>
+        </w:tc>
+        <w:tc>
+          <w:tcPr>
+            <w:tcW w:type="dxa" w:w="8712"/>
+            <w:vAlign w:val="center"/>
+            <w:shd w:fill="D9EAF7"/>
+          </w:tcPr>
+          <w:p>
+            <w:pPr>
+              <w:spacing w:after="0" w:before="0"/>
+            </w:pPr>
+            <w:r>
+              <w:rPr>
+                <w:rFonts w:ascii="Microsoft YaHei" w:hAnsi="Microsoft YaHei" w:eastAsia="Microsoft YaHei"/>
+                <w:b w:val="0"/>
+                <w:color w:val="1F2937"/>
+                <w:sz w:val="16"/>
+              </w:rPr>
+              <w:t>CSV 导出扫描数据；XLSX 分为 Summary、Sweep 和 PowerBudget 工作表。</w:t>
+            </w:r>
+          </w:p>
+        </w:tc>
+      </w:tr>
+    </w:tbl>
+    <w:p>
+      <w:pPr>
+        <w:spacing w:after="20"/>
+      </w:pPr>
+    </w:p>
+    <w:p>
+      <w:pPr>
+        <w:pStyle w:val="Heading1"/>
+      </w:pPr>
+      <w:r>
+        <w:t>6. 查看结果</w:t>
+      </w:r>
+    </w:p>
+    <w:tbl>
+      <w:tblPr>
+        <w:tblStyle w:val="TableGrid"/>
+        <w:tblW w:type="dxa" w:w="10367"/>
+        <w:jc w:val="left"/>
+        <w:tblLayout w:type="fixed"/>
+        <w:tblLook w:firstColumn="1" w:firstRow="1" w:lastColumn="0" w:lastRow="0" w:noHBand="0" w:noVBand="1" w:val="04A0"/>
+      </w:tblPr>
+      <w:tblGrid>
+        <w:gridCol w:w="5184"/>
+        <w:gridCol w:w="5184"/>
+      </w:tblGrid>
+      <w:tr>
+        <w:trPr>
+          <w:cantSplit/>
+          <w:tblHeader/>
+        </w:trPr>
+        <w:tc>
+          <w:tcPr>
+            <w:tcW w:type="dxa" w:w="3384"/>
+            <w:vAlign w:val="center"/>
+            <w:shd w:fill="1F4E79"/>
+          </w:tcPr>
+          <w:p>
+            <w:pPr>
+              <w:spacing w:after="0" w:before="0"/>
+            </w:pPr>
+            <w:r>
+              <w:rPr>
+                <w:rFonts w:ascii="Microsoft YaHei" w:hAnsi="Microsoft YaHei" w:eastAsia="Microsoft YaHei"/>
+                <w:b/>
+                <w:color w:val="FFFFFF"/>
+                <w:sz w:val="16"/>
+              </w:rPr>
+              <w:t>结果</w:t>
+            </w:r>
+          </w:p>
+        </w:tc>
+        <w:tc>
+          <w:tcPr>
+            <w:tcW w:type="dxa" w:w="6983"/>
+            <w:vAlign w:val="center"/>
+            <w:shd w:fill="1F4E79"/>
+          </w:tcPr>
+          <w:p>
+            <w:pPr>
+              <w:spacing w:after="0" w:before="0"/>
+            </w:pPr>
+            <w:r>
+              <w:rPr>
+                <w:rFonts w:ascii="Microsoft YaHei" w:hAnsi="Microsoft YaHei" w:eastAsia="Microsoft YaHei"/>
+                <w:b/>
+                <w:color w:val="FFFFFF"/>
+                <w:sz w:val="16"/>
+              </w:rPr>
+              <w:t>操作</w:t>
+            </w:r>
+          </w:p>
+        </w:tc>
+      </w:tr>
+      <w:tr>
+        <w:trPr>
+          <w:cantSplit/>
+        </w:trPr>
+        <w:tc>
+          <w:tcPr>
+            <w:tcW w:type="dxa" w:w="3384"/>
+            <w:vAlign w:val="center"/>
+          </w:tcPr>
+          <w:p>
+            <w:pPr>
+              <w:spacing w:after="0" w:before="0"/>
+            </w:pPr>
+            <w:r>
+              <w:rPr>
+                <w:rFonts w:ascii="Microsoft YaHei" w:hAnsi="Microsoft YaHei" w:eastAsia="Microsoft YaHei"/>
+                <w:b w:val="0"/>
+                <w:color w:val="1F2937"/>
+                <w:sz w:val="16"/>
+              </w:rPr>
+              <w:t>BER / SNR / 扫描 / 功率预算</w:t>
+            </w:r>
+          </w:p>
+        </w:tc>
+        <w:tc>
+          <w:tcPr>
+            <w:tcW w:type="dxa" w:w="6983"/>
+            <w:vAlign w:val="center"/>
+          </w:tcPr>
+          <w:p>
+            <w:pPr>
+              <w:spacing w:after="0" w:before="0"/>
+            </w:pPr>
+            <w:r>
+              <w:rPr>
+                <w:rFonts w:ascii="Microsoft YaHei" w:hAnsi="Microsoft YaHei" w:eastAsia="Microsoft YaHei"/>
+                <w:b w:val="0"/>
+                <w:color w:val="1F2937"/>
+                <w:sz w:val="16"/>
+              </w:rPr>
+              <w:t>仿真 &gt; 仿真结果</w:t>
+            </w:r>
+          </w:p>
+        </w:tc>
+      </w:tr>
+      <w:tr>
+        <w:trPr>
+          <w:cantSplit/>
+        </w:trPr>
+        <w:tc>
+          <w:tcPr>
+            <w:tcW w:type="dxa" w:w="3384"/>
+            <w:vAlign w:val="center"/>
+            <w:shd w:fill="F2F4F7"/>
+          </w:tcPr>
+          <w:p>
+            <w:pPr>
+              <w:spacing w:after="0" w:before="0"/>
+            </w:pPr>
+            <w:r>
+              <w:rPr>
+                <w:rFonts w:ascii="Microsoft YaHei" w:hAnsi="Microsoft YaHei" w:eastAsia="Microsoft YaHei"/>
+                <w:b w:val="0"/>
+                <w:color w:val="1F2937"/>
+                <w:sz w:val="16"/>
+              </w:rPr>
+              <w:t>光谱</w:t>
+            </w:r>
+          </w:p>
+        </w:tc>
+        <w:tc>
+          <w:tcPr>
+            <w:tcW w:type="dxa" w:w="6983"/>
+            <w:vAlign w:val="center"/>
+            <w:shd w:fill="F2F4F7"/>
+          </w:tcPr>
+          <w:p>
+            <w:pPr>
+              <w:spacing w:after="0" w:before="0"/>
+            </w:pPr>
+            <w:r>
+              <w:rPr>
+                <w:rFonts w:ascii="Microsoft YaHei" w:hAnsi="Microsoft YaHei" w:eastAsia="Microsoft YaHei"/>
+                <w:b w:val="0"/>
+                <w:color w:val="1F2937"/>
+                <w:sz w:val="16"/>
+              </w:rPr>
+              <w:t>双击 O-Analyzer</w:t>
+            </w:r>
+          </w:p>
+        </w:tc>
+      </w:tr>
+      <w:tr>
+        <w:trPr>
+          <w:cantSplit/>
+        </w:trPr>
+        <w:tc>
+          <w:tcPr>
+            <w:tcW w:type="dxa" w:w="3384"/>
+            <w:vAlign w:val="center"/>
+          </w:tcPr>
+          <w:p>
+            <w:pPr>
+              <w:spacing w:after="0" w:before="0"/>
+            </w:pPr>
+            <w:r>
+              <w:rPr>
+                <w:rFonts w:ascii="Microsoft YaHei" w:hAnsi="Microsoft YaHei" w:eastAsia="Microsoft YaHei"/>
+                <w:b w:val="0"/>
+                <w:color w:val="1F2937"/>
+                <w:sz w:val="16"/>
+              </w:rPr>
+              <w:t>频谱 / 波形 / 星座图</w:t>
+            </w:r>
+          </w:p>
+        </w:tc>
+        <w:tc>
+          <w:tcPr>
+            <w:tcW w:type="dxa" w:w="6983"/>
+            <w:vAlign w:val="center"/>
+          </w:tcPr>
+          <w:p>
+            <w:pPr>
+              <w:spacing w:after="0" w:before="0"/>
+            </w:pPr>
+            <w:r>
+              <w:rPr>
+                <w:rFonts w:ascii="Microsoft YaHei" w:hAnsi="Microsoft YaHei" w:eastAsia="Microsoft YaHei"/>
+                <w:b w:val="0"/>
+                <w:color w:val="1F2937"/>
+                <w:sz w:val="16"/>
+              </w:rPr>
+              <w:t>双击 E-Analyzer</w:t>
+            </w:r>
+          </w:p>
+        </w:tc>
+      </w:tr>
+      <w:tr>
+        <w:trPr>
+          <w:cantSplit/>
+        </w:trPr>
+        <w:tc>
+          <w:tcPr>
+            <w:tcW w:type="dxa" w:w="3384"/>
+            <w:vAlign w:val="center"/>
+            <w:shd w:fill="F2F4F7"/>
+          </w:tcPr>
+          <w:p>
+            <w:pPr>
+              <w:spacing w:after="0" w:before="0"/>
+            </w:pPr>
+            <w:r>
+              <w:rPr>
+                <w:rFonts w:ascii="Microsoft YaHei" w:hAnsi="Microsoft YaHei" w:eastAsia="Microsoft YaHei"/>
+                <w:b w:val="0"/>
+                <w:color w:val="1F2937"/>
+                <w:sz w:val="16"/>
+              </w:rPr>
+              <w:t>光功率</w:t>
+            </w:r>
+          </w:p>
+        </w:tc>
+        <w:tc>
+          <w:tcPr>
+            <w:tcW w:type="dxa" w:w="6983"/>
+            <w:vAlign w:val="center"/>
+            <w:shd w:fill="F2F4F7"/>
+          </w:tcPr>
+          <w:p>
+            <w:pPr>
+              <w:spacing w:after="0" w:before="0"/>
+            </w:pPr>
+            <w:r>
+              <w:rPr>
+                <w:rFonts w:ascii="Microsoft YaHei" w:hAnsi="Microsoft YaHei" w:eastAsia="Microsoft YaHei"/>
+                <w:b w:val="0"/>
+                <w:color w:val="1F2937"/>
+                <w:sz w:val="16"/>
+              </w:rPr>
+              <w:t>双击 PowerMeter</w:t>
+            </w:r>
+          </w:p>
+        </w:tc>
+      </w:tr>
+      <w:tr>
+        <w:trPr>
+          <w:cantSplit/>
+        </w:trPr>
+        <w:tc>
+          <w:tcPr>
+            <w:tcW w:type="dxa" w:w="3384"/>
+            <w:vAlign w:val="center"/>
+          </w:tcPr>
+          <w:p>
+            <w:pPr>
+              <w:spacing w:after="0" w:before="0"/>
+            </w:pPr>
+            <w:r>
+              <w:rPr>
+                <w:rFonts w:ascii="Microsoft YaHei" w:hAnsi="Microsoft YaHei" w:eastAsia="Microsoft YaHei"/>
+                <w:b w:val="0"/>
+                <w:color w:val="1F2937"/>
+                <w:sz w:val="16"/>
+              </w:rPr>
+              <w:t>执行日志</w:t>
+            </w:r>
+          </w:p>
+        </w:tc>
+        <w:tc>
+          <w:tcPr>
+            <w:tcW w:type="dxa" w:w="6983"/>
+            <w:vAlign w:val="center"/>
+          </w:tcPr>
+          <w:p>
+            <w:pPr>
+              <w:spacing w:after="0" w:before="0"/>
+            </w:pPr>
+            <w:r>
+              <w:rPr>
+                <w:rFonts w:ascii="Microsoft YaHei" w:hAnsi="Microsoft YaHei" w:eastAsia="Microsoft YaHei"/>
+                <w:b w:val="0"/>
+                <w:color w:val="1F2937"/>
+                <w:sz w:val="16"/>
+              </w:rPr>
+              <w:t>查看底部输出区的 INFO、MATLAB 和 ERROR 信息</w:t>
+            </w:r>
+          </w:p>
+        </w:tc>
+      </w:tr>
+    </w:tbl>
+    <w:p>
+      <w:pPr>
+        <w:spacing w:after="20"/>
+      </w:pPr>
+    </w:p>
+    <w:p>
+      <w:pPr>
+        <w:pStyle w:val="Heading1"/>
+      </w:pPr>
+      <w:r>
+        <w:t>7. 外部 MATLAB 组件</w:t>
       </w:r>
     </w:p>
     <w:p>
       <w:pPr>
-        <w:spacing w:before="40" w:after="120" w:line="276" w:lineRule="auto"/>
-        <w:ind w:left="288"/>
+        <w:pStyle w:val="ListNumber"/>
+        <w:spacing w:after="40"/>
       </w:pPr>
       <w:r>
         <w:rPr>
-          <w:rFonts w:ascii="Consolas" w:hAnsi="Consolas"/>
-          <w:color w:val="404040"/>
-          <w:sz w:val="20"/>
+          <w:rFonts w:ascii="Microsoft YaHei" w:hAnsi="Microsoft YaHei" w:eastAsia="Microsoft YaHei"/>
+          <w:b w:val="0"/>
+          <w:color w:val="1F2937"/>
+          <w:sz w:val="18"/>
         </w:rPr>
-        <w:t>C:\Program Files\MATLAB\R2024b\bin\win64</w:t>
+        <w:t>选择“工具 &gt; 外部 MATLAB 组件向导”。</w:t>
       </w:r>
     </w:p>
     <w:p>
       <w:pPr>
-        <w:spacing w:before="0" w:after="120" w:line="300" w:lineRule="auto"/>
+        <w:pStyle w:val="ListNumber"/>
+        <w:spacing w:after="40"/>
       </w:pPr>
       <w:r>
         <w:rPr>
           <w:rFonts w:ascii="Microsoft YaHei" w:hAnsi="Microsoft YaHei" w:eastAsia="Microsoft YaHei"/>
-          <w:sz w:val="22"/>
+          <w:b w:val="0"/>
+          <w:color w:val="1F2937"/>
+          <w:sz w:val="18"/>
         </w:rPr>
-        <w:t>选择完成后，软件会保存该设置。下次启动通常不需要重新选择。</w:t>
+        <w:t>选择 .m 文件，检查自动读取的函数名和输出数量。</w:t>
+      </w:r>
+    </w:p>
+    <w:p>
+      <w:pPr>
+        <w:pStyle w:val="ListNumber"/>
+        <w:spacing w:after="40"/>
+      </w:pPr>
+      <w:r>
+        <w:rPr>
+          <w:rFonts w:ascii="Microsoft YaHei" w:hAnsi="Microsoft YaHei" w:eastAsia="Microsoft YaHei"/>
+          <w:b w:val="0"/>
+          <w:color w:val="1F2937"/>
+          <w:sz w:val="18"/>
+        </w:rPr>
+        <w:t>需要命名输入输出时填写调用表达式，例如 [out]=my_function(input)。</w:t>
+      </w:r>
+    </w:p>
+    <w:p>
+      <w:pPr>
+        <w:pStyle w:val="ListNumber"/>
+        <w:spacing w:after="40"/>
+      </w:pPr>
+      <w:r>
+        <w:rPr>
+          <w:rFonts w:ascii="Microsoft YaHei" w:hAnsi="Microsoft YaHei" w:eastAsia="Microsoft YaHei"/>
+          <w:b w:val="0"/>
+          <w:color w:val="1F2937"/>
+          <w:sz w:val="18"/>
+        </w:rPr>
+        <w:t>选择“确定”，将生成的 MatlabFile 节点连接到拓扑。</w:t>
+      </w:r>
+    </w:p>
+    <w:p>
+      <w:pPr>
+        <w:pStyle w:val="ListNumber"/>
+        <w:spacing w:after="40"/>
+      </w:pPr>
+      <w:r>
+        <w:rPr>
+          <w:rFonts w:ascii="Microsoft YaHei" w:hAnsi="Microsoft YaHei" w:eastAsia="Microsoft YaHei"/>
+          <w:b w:val="0"/>
+          <w:color w:val="1F2937"/>
+          <w:sz w:val="18"/>
+        </w:rPr>
+        <w:t>按 F5；预检查会验证文件、扩展名和函数名。</w:t>
       </w:r>
     </w:p>
     <w:p>
       <w:pPr>
         <w:pStyle w:val="Heading1"/>
-        <w:spacing w:before="360" w:after="160" w:line="288" w:lineRule="auto"/>
+      </w:pPr>
+      <w:r>
+        <w:t>8. MATLAB 诊断与连接</w:t>
+      </w:r>
+    </w:p>
+    <w:p>
+      <w:pPr>
+        <w:pStyle w:val="ListNumber"/>
+        <w:spacing w:after="40"/>
       </w:pPr>
       <w:r>
         <w:rPr>
           <w:rFonts w:ascii="Microsoft YaHei" w:hAnsi="Microsoft YaHei" w:eastAsia="Microsoft YaHei"/>
-          <w:b/>
-          <w:color w:val="2E74B5"/>
-          <w:sz w:val="32"/>
+          <w:b w:val="0"/>
+          <w:color w:val="1F2937"/>
+          <w:sz w:val="18"/>
         </w:rPr>
-        <w:t>5. 正常使用流程</w:t>
+        <w:t>选择“工具 &gt; MATLAB 诊断”，点击“刷新”。</w:t>
+      </w:r>
+    </w:p>
+    <w:p>
+      <w:pPr>
+        <w:pStyle w:val="ListNumber"/>
+        <w:spacing w:after="40"/>
+      </w:pPr>
+      <w:r>
+        <w:rPr>
+          <w:rFonts w:ascii="Microsoft YaHei" w:hAnsi="Microsoft YaHei" w:eastAsia="Microsoft YaHei"/>
+          <w:b w:val="0"/>
+          <w:color w:val="1F2937"/>
+          <w:sz w:val="18"/>
+        </w:rPr>
+        <w:t>检查“首选 MATLAB”“Engine 可导入”“运行时版本”和“最近错误”。</w:t>
+      </w:r>
+    </w:p>
+    <w:p>
+      <w:pPr>
+        <w:pStyle w:val="ListNumber"/>
+        <w:spacing w:after="40"/>
+      </w:pPr>
+      <w:r>
+        <w:rPr>
+          <w:rFonts w:ascii="Microsoft YaHei" w:hAnsi="Microsoft YaHei" w:eastAsia="Microsoft YaHei"/>
+          <w:b w:val="0"/>
+          <w:color w:val="1F2937"/>
+          <w:sz w:val="18"/>
+        </w:rPr>
+        <w:t>点击“复制”后将诊断文本提供给维护人员。</w:t>
+      </w:r>
+    </w:p>
+    <w:p>
+      <w:pPr>
+        <w:pStyle w:val="ListNumber"/>
+        <w:spacing w:after="40"/>
+      </w:pPr>
+      <w:r>
+        <w:rPr>
+          <w:rFonts w:ascii="Microsoft YaHei" w:hAnsi="Microsoft YaHei" w:eastAsia="Microsoft YaHei"/>
+          <w:b w:val="0"/>
+          <w:color w:val="1F2937"/>
+          <w:sz w:val="18"/>
+        </w:rPr>
+        <w:t>连接或断开使用底部按钮；仿真运行期间按钮自动禁用。共享 MATLAB 会话只断开，不由本程序退出。</w:t>
+      </w:r>
+    </w:p>
+    <w:p>
+      <w:pPr>
+        <w:pStyle w:val="Heading1"/>
+      </w:pPr>
+      <w:r>
+        <w:t>9. 仿真可复现记录</w:t>
       </w:r>
     </w:p>
     <w:p>
       <w:pPr>
         <w:pStyle w:val="ListBullet"/>
-        <w:spacing w:before="0" w:after="80" w:line="300" w:lineRule="auto"/>
-        <w:ind w:left="540" w:hanging="271"/>
+        <w:spacing w:after="40"/>
       </w:pPr>
       <w:r>
         <w:rPr>
           <w:rFonts w:ascii="Microsoft YaHei" w:hAnsi="Microsoft YaHei" w:eastAsia="Microsoft YaHei"/>
-          <w:sz w:val="22"/>
+          <w:b w:val="0"/>
+          <w:color w:val="1F2937"/>
+          <w:sz w:val="18"/>
         </w:rPr>
-        <w:t>启动软件并等待 MATLAB 引擎连接完成。</w:t>
+        <w:t>每次成功仿真自动生成 JSON 记录。</w:t>
       </w:r>
     </w:p>
     <w:p>
       <w:pPr>
         <w:pStyle w:val="ListBullet"/>
-        <w:spacing w:before="0" w:after="80" w:line="300" w:lineRule="auto"/>
-        <w:ind w:left="540" w:hanging="271"/>
+        <w:spacing w:after="40"/>
       </w:pPr>
       <w:r>
         <w:rPr>
           <w:rFonts w:ascii="Microsoft YaHei" w:hAnsi="Microsoft YaHei" w:eastAsia="Microsoft YaHei"/>
-          <w:sz w:val="22"/>
+          <w:b w:val="0"/>
+          <w:color w:val="1F2937"/>
+          <w:sz w:val="18"/>
         </w:rPr>
-        <w:t>在左侧组件区选择需要的器件，并拖入工作区。</w:t>
+        <w:t>已保存拓扑：记录位于拓扑同目录的 simulation_records 文件夹。</w:t>
       </w:r>
     </w:p>
     <w:p>
       <w:pPr>
         <w:pStyle w:val="ListBullet"/>
-        <w:spacing w:before="0" w:after="80" w:line="300" w:lineRule="auto"/>
-        <w:ind w:left="540" w:hanging="271"/>
+        <w:spacing w:after="40"/>
       </w:pPr>
       <w:r>
         <w:rPr>
           <w:rFonts w:ascii="Microsoft YaHei" w:hAnsi="Microsoft YaHei" w:eastAsia="Microsoft YaHei"/>
-          <w:sz w:val="22"/>
+          <w:b w:val="0"/>
+          <w:color w:val="1F2937"/>
+          <w:sz w:val="18"/>
         </w:rPr>
-        <w:t>在工作区中连接各个组件，形成仿真拓扑。</w:t>
+        <w:t>未保存拓扑：记录位于项目 simulation_records 文件夹。</w:t>
       </w:r>
     </w:p>
     <w:p>
       <w:pPr>
         <w:pStyle w:val="ListBullet"/>
-        <w:spacing w:before="0" w:after="80" w:line="300" w:lineRule="auto"/>
-        <w:ind w:left="540" w:hanging="271"/>
+        <w:spacing w:after="40"/>
       </w:pPr>
       <w:r>
         <w:rPr>
           <w:rFonts w:ascii="Microsoft YaHei" w:hAnsi="Microsoft YaHei" w:eastAsia="Microsoft YaHei"/>
-          <w:sz w:val="22"/>
+          <w:b w:val="0"/>
+          <w:color w:val="1F2937"/>
+          <w:sz w:val="18"/>
         </w:rPr>
-        <w:t>双击组件可查看或修改组件参数。</w:t>
-      </w:r>
-    </w:p>
-    <w:p>
-      <w:pPr>
-        <w:pStyle w:val="ListBullet"/>
-        <w:spacing w:before="0" w:after="80" w:line="300" w:lineRule="auto"/>
-        <w:ind w:left="540" w:hanging="271"/>
-      </w:pPr>
-      <w:r>
-        <w:rPr>
-          <w:rFonts w:ascii="Microsoft YaHei" w:hAnsi="Microsoft YaHei" w:eastAsia="Microsoft YaHei"/>
-          <w:sz w:val="22"/>
-        </w:rPr>
-        <w:t>点击运行仿真按钮开始仿真。</w:t>
-      </w:r>
-    </w:p>
-    <w:p>
-      <w:pPr>
-        <w:pStyle w:val="ListBullet"/>
-        <w:spacing w:before="0" w:after="80" w:line="300" w:lineRule="auto"/>
-        <w:ind w:left="540" w:hanging="271"/>
-      </w:pPr>
-      <w:r>
-        <w:rPr>
-          <w:rFonts w:ascii="Microsoft YaHei" w:hAnsi="Microsoft YaHei" w:eastAsia="Microsoft YaHei"/>
-          <w:sz w:val="22"/>
-        </w:rPr>
-        <w:t>仿真完成后，可在仿真结果中查看 BER、SNR、功率预算、频谱、星座图等结果。</w:t>
-      </w:r>
-    </w:p>
-    <w:p>
-      <w:pPr>
-        <w:pStyle w:val="ListBullet"/>
-        <w:spacing w:before="0" w:after="80" w:line="300" w:lineRule="auto"/>
-        <w:ind w:left="540" w:hanging="271"/>
-      </w:pPr>
-      <w:r>
-        <w:rPr>
-          <w:rFonts w:ascii="Microsoft YaHei" w:hAnsi="Microsoft YaHei" w:eastAsia="Microsoft YaHei"/>
-          <w:sz w:val="22"/>
-        </w:rPr>
-        <w:t>关闭软件时，软件会自动断开 MATLAB 引擎并清理资源。</w:t>
+        <w:t>记录包含完整拓扑、扫描设置、输出摘要、Python/MATLAB 版本和 MATLAB 根目录。</w:t>
       </w:r>
     </w:p>
     <w:p>
       <w:pPr>
         <w:pStyle w:val="Heading1"/>
-        <w:spacing w:before="360" w:after="160" w:line="288" w:lineRule="auto"/>
       </w:pPr>
       <w:r>
-        <w:rPr>
-          <w:rFonts w:ascii="Microsoft YaHei" w:hAnsi="Microsoft YaHei" w:eastAsia="Microsoft YaHei"/>
-          <w:b/>
-          <w:color w:val="2E74B5"/>
-          <w:sz w:val="32"/>
-        </w:rPr>
-        <w:t>6. 常见问题处理</w:t>
+        <w:t>10. 故障处理</w:t>
       </w:r>
     </w:p>
     <w:tbl>
       <w:tblPr>
-        <w:tblW w:type="auto" w:w="0"/>
-        <w:jc w:val="center"/>
+        <w:tblStyle w:val="TableGrid"/>
+        <w:tblW w:type="dxa" w:w="10368"/>
+        <w:jc w:val="left"/>
         <w:tblLayout w:type="fixed"/>
         <w:tblLook w:firstColumn="1" w:firstRow="1" w:lastColumn="0" w:lastRow="0" w:noHBand="0" w:noVBand="1" w:val="04A0"/>
       </w:tblPr>
       <w:tblGrid>
-        <w:gridCol w:w="4680"/>
-        <w:gridCol w:w="4680"/>
+        <w:gridCol w:w="5184"/>
+        <w:gridCol w:w="5184"/>
       </w:tblGrid>
       <w:tr>
+        <w:trPr>
+          <w:cantSplit/>
+          <w:tblHeader/>
+        </w:trPr>
         <w:tc>
           <w:tcPr>
-            <w:tcW w:type="dxa" w:w="2880"/>
-            <w:tcMar>
-              <w:top w:w="80" w:type="dxa"/>
-              <w:start w:w="120" w:type="dxa"/>
-              <w:bottom w:w="80" w:type="dxa"/>
-              <w:end w:w="120" w:type="dxa"/>
-            </w:tcMar>
+            <w:tcW w:type="dxa" w:w="2951"/>
             <w:vAlign w:val="center"/>
-            <w:shd w:fill="E8EEF5"/>
+            <w:shd w:fill="1F4E79"/>
           </w:tcPr>
           <w:p>
             <w:pPr>
-              <w:spacing w:before="0" w:after="0" w:line="276" w:lineRule="auto"/>
+              <w:spacing w:after="0" w:before="0"/>
             </w:pPr>
-            <w:r/>
             <w:r>
               <w:rPr>
                 <w:rFonts w:ascii="Microsoft YaHei" w:hAnsi="Microsoft YaHei" w:eastAsia="Microsoft YaHei"/>
                 <w:b/>
-                <w:color w:val="1F4D78"/>
-                <w:sz w:val="21"/>
+                <w:color w:val="FFFFFF"/>
+                <w:sz w:val="16"/>
               </w:rPr>
               <w:t>现象</w:t>
             </w:r>
@@ -817,281 +1463,343 @@
         </w:tc>
         <w:tc>
           <w:tcPr>
-            <w:tcW w:type="dxa" w:w="6192"/>
-            <w:tcMar>
-              <w:top w:w="80" w:type="dxa"/>
-              <w:start w:w="120" w:type="dxa"/>
-              <w:bottom w:w="80" w:type="dxa"/>
-              <w:end w:w="120" w:type="dxa"/>
-            </w:tcMar>
+            <w:tcW w:type="dxa" w:w="7416"/>
             <w:vAlign w:val="center"/>
-            <w:shd w:fill="E8EEF5"/>
+            <w:shd w:fill="1F4E79"/>
           </w:tcPr>
           <w:p>
             <w:pPr>
-              <w:spacing w:before="0" w:after="0" w:line="276" w:lineRule="auto"/>
+              <w:spacing w:after="0" w:before="0"/>
             </w:pPr>
-            <w:r/>
             <w:r>
               <w:rPr>
                 <w:rFonts w:ascii="Microsoft YaHei" w:hAnsi="Microsoft YaHei" w:eastAsia="Microsoft YaHei"/>
                 <w:b/>
-                <w:color w:val="1F4D78"/>
-                <w:sz w:val="21"/>
+                <w:color w:val="FFFFFF"/>
+                <w:sz w:val="16"/>
               </w:rPr>
-              <w:t>建议处理方式</w:t>
+              <w:t>操作</w:t>
             </w:r>
           </w:p>
         </w:tc>
       </w:tr>
       <w:tr>
+        <w:trPr>
+          <w:cantSplit/>
+        </w:trPr>
         <w:tc>
           <w:tcPr>
-            <w:tcW w:type="dxa" w:w="2880"/>
+            <w:tcW w:type="dxa" w:w="2951"/>
             <w:vAlign w:val="center"/>
           </w:tcPr>
           <w:p>
             <w:pPr>
-              <w:spacing w:before="0" w:after="0" w:line="276" w:lineRule="auto"/>
+              <w:spacing w:after="0" w:before="0"/>
             </w:pPr>
-            <w:r/>
             <w:r>
               <w:rPr>
                 <w:rFonts w:ascii="Microsoft YaHei" w:hAnsi="Microsoft YaHei" w:eastAsia="Microsoft YaHei"/>
                 <w:b w:val="0"/>
-                <w:sz w:val="21"/>
+                <w:color w:val="1F2937"/>
+                <w:sz w:val="16"/>
               </w:rPr>
-              <w:t>软件提示无法连接 MATLAB</w:t>
+              <w:t>启动长时间停留在 MATLAB</w:t>
             </w:r>
           </w:p>
         </w:tc>
         <w:tc>
           <w:tcPr>
-            <w:tcW w:type="dxa" w:w="6192"/>
+            <w:tcW w:type="dxa" w:w="7416"/>
             <w:vAlign w:val="center"/>
           </w:tcPr>
           <w:p>
             <w:pPr>
-              <w:spacing w:before="0" w:after="0" w:line="276" w:lineRule="auto"/>
+              <w:spacing w:after="0" w:before="0"/>
             </w:pPr>
-            <w:r/>
             <w:r>
               <w:rPr>
                 <w:rFonts w:ascii="Microsoft YaHei" w:hAnsi="Microsoft YaHei" w:eastAsia="Microsoft YaHei"/>
                 <w:b w:val="0"/>
-                <w:sz w:val="21"/>
+                <w:color w:val="1F2937"/>
+                <w:sz w:val="16"/>
               </w:rPr>
-              <w:t>请先单独打开 MATLAB，确认 MATLAB 能正常启动并且授权有效。随后重新启动本软件。</w:t>
+              <w:t>等待首次冷启动；仍无响应时结束程序，单独启动一次 MATLAB 后重试。</w:t>
             </w:r>
           </w:p>
         </w:tc>
       </w:tr>
       <w:tr>
+        <w:trPr>
+          <w:cantSplit/>
+        </w:trPr>
         <w:tc>
           <w:tcPr>
-            <w:tcW w:type="dxa" w:w="2880"/>
+            <w:tcW w:type="dxa" w:w="2951"/>
             <w:vAlign w:val="center"/>
+            <w:shd w:fill="F2F4F7"/>
           </w:tcPr>
           <w:p>
             <w:pPr>
-              <w:spacing w:before="0" w:after="0" w:line="276" w:lineRule="auto"/>
+              <w:spacing w:after="0" w:before="0"/>
             </w:pPr>
-            <w:r/>
             <w:r>
               <w:rPr>
                 <w:rFonts w:ascii="Microsoft YaHei" w:hAnsi="Microsoft YaHei" w:eastAsia="Microsoft YaHei"/>
                 <w:b w:val="0"/>
-                <w:sz w:val="21"/>
+                <w:color w:val="1F2937"/>
+                <w:sz w:val="16"/>
               </w:rPr>
-              <w:t>提示选择 MATLAB 路径</w:t>
+              <w:t>Unable to import matlab.engine</w:t>
             </w:r>
           </w:p>
         </w:tc>
         <w:tc>
           <w:tcPr>
-            <w:tcW w:type="dxa" w:w="6192"/>
+            <w:tcW w:type="dxa" w:w="7416"/>
             <w:vAlign w:val="center"/>
+            <w:shd w:fill="F2F4F7"/>
           </w:tcPr>
           <w:p>
             <w:pPr>
-              <w:spacing w:before="0" w:after="0" w:line="276" w:lineRule="auto"/>
+              <w:spacing w:after="0" w:before="0"/>
             </w:pPr>
-            <w:r/>
             <w:r>
               <w:rPr>
                 <w:rFonts w:ascii="Microsoft YaHei" w:hAnsi="Microsoft YaHei" w:eastAsia="Microsoft YaHei"/>
                 <w:b w:val="0"/>
-                <w:sz w:val="21"/>
+                <w:color w:val="1F2937"/>
+                <w:sz w:val="16"/>
               </w:rPr>
-              <w:t>请选择 MATLAB 根目录，例如 C:\Program Files\MATLAB\R2024b。</w:t>
+              <w:t>打开“MATLAB 诊断”确认 Engine 路径；从首选 MATLAB 的 extern/engines/python 安装与当前 Python 匹配的 Engine。</w:t>
             </w:r>
           </w:p>
         </w:tc>
       </w:tr>
       <w:tr>
+        <w:trPr>
+          <w:cantSplit/>
+        </w:trPr>
         <w:tc>
           <w:tcPr>
-            <w:tcW w:type="dxa" w:w="2880"/>
+            <w:tcW w:type="dxa" w:w="2951"/>
             <w:vAlign w:val="center"/>
           </w:tcPr>
           <w:p>
             <w:pPr>
-              <w:spacing w:before="0" w:after="0" w:line="276" w:lineRule="auto"/>
+              <w:spacing w:after="0" w:before="0"/>
             </w:pPr>
-            <w:r/>
             <w:r>
               <w:rPr>
                 <w:rFonts w:ascii="Microsoft YaHei" w:hAnsi="Microsoft YaHei" w:eastAsia="Microsoft YaHei"/>
                 <w:b w:val="0"/>
-                <w:sz w:val="21"/>
+                <w:color w:val="1F2937"/>
+                <w:sz w:val="16"/>
               </w:rPr>
-              <w:t>提示 Unable to import matlab.engine</w:t>
+              <w:t>Engine 版本与目录不一致</w:t>
             </w:r>
           </w:p>
         </w:tc>
         <w:tc>
           <w:tcPr>
-            <w:tcW w:type="dxa" w:w="6192"/>
+            <w:tcW w:type="dxa" w:w="7416"/>
             <w:vAlign w:val="center"/>
           </w:tcPr>
           <w:p>
             <w:pPr>
-              <w:spacing w:before="0" w:after="0" w:line="276" w:lineRule="auto"/>
+              <w:spacing w:after="0" w:before="0"/>
             </w:pPr>
-            <w:r/>
             <w:r>
               <w:rPr>
                 <w:rFonts w:ascii="Microsoft YaHei" w:hAnsi="Microsoft YaHei" w:eastAsia="Microsoft YaHei"/>
                 <w:b w:val="0"/>
-                <w:sz w:val="21"/>
+                <w:color w:val="1F2937"/>
+                <w:sz w:val="16"/>
               </w:rPr>
-              <w:t>这通常不是普通用户可以通过选择路径解决的问题，请联系发布方重新打包软件。</w:t>
+              <w:t>手动选择匹配目录，或从目标 MATLAB 版本重新安装 Engine。</w:t>
             </w:r>
           </w:p>
         </w:tc>
       </w:tr>
       <w:tr>
+        <w:trPr>
+          <w:cantSplit/>
+        </w:trPr>
         <w:tc>
           <w:tcPr>
-            <w:tcW w:type="dxa" w:w="2880"/>
+            <w:tcW w:type="dxa" w:w="2951"/>
             <w:vAlign w:val="center"/>
+            <w:shd w:fill="F2F4F7"/>
           </w:tcPr>
           <w:p>
             <w:pPr>
-              <w:spacing w:before="0" w:after="0" w:line="276" w:lineRule="auto"/>
+              <w:spacing w:after="0" w:before="0"/>
             </w:pPr>
-            <w:r/>
             <w:r>
               <w:rPr>
                 <w:rFonts w:ascii="Microsoft YaHei" w:hAnsi="Microsoft YaHei" w:eastAsia="Microsoft YaHei"/>
                 <w:b w:val="0"/>
-                <w:sz w:val="21"/>
+                <w:color w:val="1F2937"/>
+                <w:sz w:val="16"/>
               </w:rPr>
-              <w:t>提示 No module named matlabengineforpython3_10</w:t>
+              <w:t>预检查未通过</w:t>
             </w:r>
           </w:p>
         </w:tc>
         <w:tc>
           <w:tcPr>
-            <w:tcW w:type="dxa" w:w="6192"/>
+            <w:tcW w:type="dxa" w:w="7416"/>
             <w:vAlign w:val="center"/>
+            <w:shd w:fill="F2F4F7"/>
           </w:tcPr>
           <w:p>
             <w:pPr>
-              <w:spacing w:before="0" w:after="0" w:line="276" w:lineRule="auto"/>
+              <w:spacing w:after="0" w:before="0"/>
             </w:pPr>
-            <w:r/>
             <w:r>
               <w:rPr>
                 <w:rFonts w:ascii="Microsoft YaHei" w:hAnsi="Microsoft YaHei" w:eastAsia="Microsoft YaHei"/>
                 <w:b w:val="0"/>
-                <w:sz w:val="21"/>
+                <w:color w:val="1F2937"/>
+                <w:sz w:val="16"/>
               </w:rPr>
-              <w:t>说明打包文件缺少 MATLAB Engine 组件，请联系发布方重新打包。</w:t>
+              <w:t>按错误项修复断线、环路、扫描范围或外部 .m 文件。</w:t>
             </w:r>
           </w:p>
         </w:tc>
       </w:tr>
       <w:tr>
+        <w:trPr>
+          <w:cantSplit/>
+        </w:trPr>
         <w:tc>
           <w:tcPr>
-            <w:tcW w:type="dxa" w:w="2880"/>
+            <w:tcW w:type="dxa" w:w="2951"/>
             <w:vAlign w:val="center"/>
           </w:tcPr>
           <w:p>
             <w:pPr>
-              <w:spacing w:before="0" w:after="0" w:line="276" w:lineRule="auto"/>
+              <w:spacing w:after="0" w:before="0"/>
             </w:pPr>
-            <w:r/>
             <w:r>
               <w:rPr>
                 <w:rFonts w:ascii="Microsoft YaHei" w:hAnsi="Microsoft YaHei" w:eastAsia="Microsoft YaHei"/>
                 <w:b w:val="0"/>
-                <w:sz w:val="21"/>
+                <w:color w:val="1F2937"/>
+                <w:sz w:val="16"/>
               </w:rPr>
-              <w:t>仿真运行很慢或内存占用较高</w:t>
+              <w:t>扫描未续跑</w:t>
             </w:r>
           </w:p>
         </w:tc>
         <w:tc>
           <w:tcPr>
-            <w:tcW w:type="dxa" w:w="6192"/>
+            <w:tcW w:type="dxa" w:w="7416"/>
             <w:vAlign w:val="center"/>
           </w:tcPr>
           <w:p>
             <w:pPr>
-              <w:spacing w:before="0" w:after="0" w:line="276" w:lineRule="auto"/>
+              <w:spacing w:after="0" w:before="0"/>
             </w:pPr>
-            <w:r/>
             <w:r>
               <w:rPr>
                 <w:rFonts w:ascii="Microsoft YaHei" w:hAnsi="Microsoft YaHei" w:eastAsia="Microsoft YaHei"/>
                 <w:b w:val="0"/>
-                <w:sz w:val="21"/>
+                <w:color w:val="1F2937"/>
+                <w:sz w:val="16"/>
               </w:rPr>
-              <w:t>MATLAB 仿真可能占用较多内存。建议关闭其他大型程序，并避免同时运行多个仿真。</w:t>
+              <w:t>确认拓扑、参数和扫描设置未变化；变化后拓扑签名不同，将重新扫描。</w:t>
             </w:r>
           </w:p>
         </w:tc>
       </w:tr>
       <w:tr>
+        <w:trPr>
+          <w:cantSplit/>
+        </w:trPr>
         <w:tc>
           <w:tcPr>
-            <w:tcW w:type="dxa" w:w="2880"/>
+            <w:tcW w:type="dxa" w:w="2951"/>
             <w:vAlign w:val="center"/>
+            <w:shd w:fill="F2F4F7"/>
           </w:tcPr>
           <w:p>
             <w:pPr>
-              <w:spacing w:before="0" w:after="0" w:line="276" w:lineRule="auto"/>
+              <w:spacing w:after="0" w:before="0"/>
             </w:pPr>
-            <w:r/>
             <w:r>
               <w:rPr>
                 <w:rFonts w:ascii="Microsoft YaHei" w:hAnsi="Microsoft YaHei" w:eastAsia="Microsoft YaHei"/>
                 <w:b w:val="0"/>
-                <w:sz w:val="21"/>
+                <w:color w:val="1F2937"/>
+                <w:sz w:val="16"/>
               </w:rPr>
-              <w:t>双击 exe 没有反应</w:t>
+              <w:t>导出失败</w:t>
             </w:r>
           </w:p>
         </w:tc>
         <w:tc>
           <w:tcPr>
-            <w:tcW w:type="dxa" w:w="6192"/>
+            <w:tcW w:type="dxa" w:w="7416"/>
+            <w:vAlign w:val="center"/>
+            <w:shd w:fill="F2F4F7"/>
+          </w:tcPr>
+          <w:p>
+            <w:pPr>
+              <w:spacing w:after="0" w:before="0"/>
+            </w:pPr>
+            <w:r>
+              <w:rPr>
+                <w:rFonts w:ascii="Microsoft YaHei" w:hAnsi="Microsoft YaHei" w:eastAsia="Microsoft YaHei"/>
+                <w:b w:val="0"/>
+                <w:color w:val="1F2937"/>
+                <w:sz w:val="16"/>
+              </w:rPr>
+              <w:t>选择有写入权限的目录，并确认目标 CSV/XLSX 未被其他程序占用。</w:t>
+            </w:r>
+          </w:p>
+        </w:tc>
+      </w:tr>
+      <w:tr>
+        <w:trPr>
+          <w:cantSplit/>
+        </w:trPr>
+        <w:tc>
+          <w:tcPr>
+            <w:tcW w:type="dxa" w:w="2951"/>
             <w:vAlign w:val="center"/>
           </w:tcPr>
           <w:p>
             <w:pPr>
-              <w:spacing w:before="0" w:after="0" w:line="276" w:lineRule="auto"/>
+              <w:spacing w:after="0" w:before="0"/>
             </w:pPr>
-            <w:r/>
             <w:r>
               <w:rPr>
                 <w:rFonts w:ascii="Microsoft YaHei" w:hAnsi="Microsoft YaHei" w:eastAsia="Microsoft YaHei"/>
                 <w:b w:val="0"/>
-                <w:sz w:val="21"/>
+                <w:color w:val="1F2937"/>
+                <w:sz w:val="16"/>
               </w:rPr>
-              <w:t>请确认收到的是完整 OpticalSystemGUI 文件夹，并尝试右键以管理员身份运行；如仍失败，请把错误截图发送给发布方。</w:t>
+              <w:t>MATLAB 内存持续增长</w:t>
+            </w:r>
+          </w:p>
+        </w:tc>
+        <w:tc>
+          <w:tcPr>
+            <w:tcW w:type="dxa" w:w="7416"/>
+            <w:vAlign w:val="center"/>
+          </w:tcPr>
+          <w:p>
+            <w:pPr>
+              <w:spacing w:after="0" w:before="0"/>
+            </w:pPr>
+            <w:r>
+              <w:rPr>
+                <w:rFonts w:ascii="Microsoft YaHei" w:hAnsi="Microsoft YaHei" w:eastAsia="Microsoft YaHei"/>
+                <w:b w:val="0"/>
+                <w:color w:val="1F2937"/>
+                <w:sz w:val="16"/>
+              </w:rPr>
+              <w:t>减少扫描点和并行程序；完成后断开由本程序启动的 MATLAB 会话。</w:t>
             </w:r>
           </w:p>
         </w:tc>
@@ -1099,171 +1807,14 @@
     </w:tbl>
     <w:p>
       <w:pPr>
-        <w:pStyle w:val="Heading1"/>
-        <w:spacing w:before="360" w:after="160" w:line="288" w:lineRule="auto"/>
+        <w:spacing w:after="20"/>
       </w:pPr>
-      <w:r>
-        <w:rPr>
-          <w:rFonts w:ascii="Microsoft YaHei" w:hAnsi="Microsoft YaHei" w:eastAsia="Microsoft YaHei"/>
-          <w:b/>
-          <w:color w:val="2E74B5"/>
-          <w:sz w:val="32"/>
-        </w:rPr>
-        <w:t>7. 发送错误信息时请提供</w:t>
-      </w:r>
     </w:p>
-    <w:p>
-      <w:pPr>
-        <w:spacing w:before="0" w:after="120" w:line="300" w:lineRule="auto"/>
-      </w:pPr>
-      <w:r>
-        <w:rPr>
-          <w:rFonts w:ascii="Microsoft YaHei" w:hAnsi="Microsoft YaHei" w:eastAsia="Microsoft YaHei"/>
-          <w:sz w:val="22"/>
-        </w:rPr>
-        <w:t>如果需要联系发布方排查问题，请尽量提供以下信息：</w:t>
-      </w:r>
-    </w:p>
-    <w:p>
-      <w:pPr>
-        <w:pStyle w:val="ListBullet"/>
-        <w:spacing w:before="0" w:after="80" w:line="300" w:lineRule="auto"/>
-        <w:ind w:left="540" w:hanging="271"/>
-      </w:pPr>
-      <w:r>
-        <w:rPr>
-          <w:rFonts w:ascii="Microsoft YaHei" w:hAnsi="Microsoft YaHei" w:eastAsia="Microsoft YaHei"/>
-          <w:sz w:val="22"/>
-        </w:rPr>
-        <w:t>Windows 版本。</w:t>
-      </w:r>
-    </w:p>
-    <w:p>
-      <w:pPr>
-        <w:pStyle w:val="ListBullet"/>
-        <w:spacing w:before="0" w:after="80" w:line="300" w:lineRule="auto"/>
-        <w:ind w:left="540" w:hanging="271"/>
-      </w:pPr>
-      <w:r>
-        <w:rPr>
-          <w:rFonts w:ascii="Microsoft YaHei" w:hAnsi="Microsoft YaHei" w:eastAsia="Microsoft YaHei"/>
-          <w:sz w:val="22"/>
-        </w:rPr>
-        <w:t>MATLAB 版本，例如 R2024b。</w:t>
-      </w:r>
-    </w:p>
-    <w:p>
-      <w:pPr>
-        <w:pStyle w:val="ListBullet"/>
-        <w:spacing w:before="0" w:after="80" w:line="300" w:lineRule="auto"/>
-        <w:ind w:left="540" w:hanging="271"/>
-      </w:pPr>
-      <w:r>
-        <w:rPr>
-          <w:rFonts w:ascii="Microsoft YaHei" w:hAnsi="Microsoft YaHei" w:eastAsia="Microsoft YaHei"/>
-          <w:sz w:val="22"/>
-        </w:rPr>
-        <w:t>软件所在文件夹截图。</w:t>
-      </w:r>
-    </w:p>
-    <w:p>
-      <w:pPr>
-        <w:pStyle w:val="ListBullet"/>
-        <w:spacing w:before="0" w:after="80" w:line="300" w:lineRule="auto"/>
-        <w:ind w:left="540" w:hanging="271"/>
-      </w:pPr>
-      <w:r>
-        <w:rPr>
-          <w:rFonts w:ascii="Microsoft YaHei" w:hAnsi="Microsoft YaHei" w:eastAsia="Microsoft YaHei"/>
-          <w:sz w:val="22"/>
-        </w:rPr>
-        <w:t>完整错误提示截图或输出日志。</w:t>
-      </w:r>
-    </w:p>
-    <w:p>
-      <w:pPr>
-        <w:pStyle w:val="ListBullet"/>
-        <w:spacing w:before="0" w:after="80" w:line="300" w:lineRule="auto"/>
-        <w:ind w:left="540" w:hanging="271"/>
-      </w:pPr>
-      <w:r>
-        <w:rPr>
-          <w:rFonts w:ascii="Microsoft YaHei" w:hAnsi="Microsoft YaHei" w:eastAsia="Microsoft YaHei"/>
-          <w:sz w:val="22"/>
-        </w:rPr>
-        <w:t>是否可以单独打开 MATLAB。</w:t>
-      </w:r>
-    </w:p>
-    <w:p>
-      <w:pPr>
-        <w:pStyle w:val="ListBullet"/>
-        <w:spacing w:before="0" w:after="80" w:line="300" w:lineRule="auto"/>
-        <w:ind w:left="540" w:hanging="271"/>
-      </w:pPr>
-      <w:r>
-        <w:rPr>
-          <w:rFonts w:ascii="Microsoft YaHei" w:hAnsi="Microsoft YaHei" w:eastAsia="Microsoft YaHei"/>
-          <w:sz w:val="22"/>
-        </w:rPr>
-        <w:t>出错前执行了哪些操作。</w:t>
-      </w:r>
-    </w:p>
-    <w:tbl>
-      <w:tblPr>
-        <w:tblW w:type="auto" w:w="0"/>
-        <w:jc w:val="center"/>
-        <w:tblLayout w:type="fixed"/>
-        <w:tblLook w:firstColumn="1" w:firstRow="1" w:lastColumn="0" w:lastRow="0" w:noHBand="0" w:noVBand="1" w:val="04A0"/>
-      </w:tblPr>
-      <w:tblGrid>
-        <w:gridCol w:w="9360"/>
-      </w:tblGrid>
-      <w:tr>
-        <w:tc>
-          <w:tcPr>
-            <w:tcW w:type="dxa" w:w="9360"/>
-            <w:tcMar>
-              <w:top w:w="80" w:type="dxa"/>
-              <w:start w:w="120" w:type="dxa"/>
-              <w:bottom w:w="80" w:type="dxa"/>
-              <w:end w:w="120" w:type="dxa"/>
-            </w:tcMar>
-            <w:shd w:fill="F4F6F9"/>
-          </w:tcPr>
-          <w:p>
-            <w:pPr>
-              <w:spacing w:before="0" w:after="40" w:line="276" w:lineRule="auto"/>
-            </w:pPr>
-            <w:r>
-              <w:rPr>
-                <w:rFonts w:ascii="Microsoft YaHei" w:hAnsi="Microsoft YaHei" w:eastAsia="Microsoft YaHei"/>
-                <w:b/>
-                <w:color w:val="1F4D78"/>
-                <w:sz w:val="21"/>
-              </w:rPr>
-              <w:t>重要提醒</w:t>
-            </w:r>
-          </w:p>
-          <w:p>
-            <w:pPr>
-              <w:spacing w:before="0" w:after="0" w:line="288" w:lineRule="auto"/>
-            </w:pPr>
-            <w:r>
-              <w:rPr>
-                <w:rFonts w:ascii="Microsoft YaHei" w:hAnsi="Microsoft YaHei" w:eastAsia="Microsoft YaHei"/>
-                <w:sz w:val="21"/>
-              </w:rPr>
-              <w:t>本软件运行 MATLAB 联合仿真时，目标电脑必须安装 MATLAB 并具备可用授权。如果电脑没有 MATLAB，软件无法完成仿真计算。</w:t>
-            </w:r>
-          </w:p>
-        </w:tc>
-      </w:tr>
-    </w:tbl>
-    <w:p/>
     <w:sectPr>
-      <w:footerReference w:type="default" r:id="rId9"/>
+      <w:headerReference w:type="default" r:id="rId9"/>
+      <w:footerReference w:type="default" r:id="rId10"/>
       <w:pgSz w:w="12240" w:h="15840"/>
-      <w:pgMar w:top="1440" w:right="1440" w:bottom="1440" w:left="1440" w:header="708" w:footer="708" w:gutter="0"/>
+      <w:pgMar w:top="893" w:right="936" w:bottom="893" w:left="936" w:header="720" w:footer="720" w:gutter="0"/>
       <w:cols w:space="720"/>
       <w:docGrid w:linePitch="360"/>
     </w:sectPr>
@@ -1276,19 +1827,39 @@
   <w:p>
     <w:pPr>
       <w:pStyle w:val="Footer"/>
-      <w:spacing w:before="0" w:after="0" w:line="240" w:lineRule="auto"/>
       <w:jc w:val="center"/>
     </w:pPr>
     <w:r>
       <w:rPr>
         <w:rFonts w:ascii="Microsoft YaHei" w:hAnsi="Microsoft YaHei" w:eastAsia="Microsoft YaHei"/>
-        <w:color w:val="595959"/>
-        <w:sz w:val="18"/>
-      </w:rPr>
-      <w:t>普通用户运行说明</w:t>
+        <w:b w:val="0"/>
+        <w:color w:val="64748B"/>
+        <w:sz w:val="15"/>
+      </w:rPr>
+      <w:t>更新：2026-08-26</w:t>
     </w:r>
   </w:p>
 </w:ftr>
+</file>
+
+<file path=word/header1.xml><?xml version="1.0" encoding="utf-8"?>
+<w:hdr xmlns:m="http://schemas.openxmlformats.org/officeDocument/2006/math" xmlns:mc="http://schemas.openxmlformats.org/markup-compatibility/2006" xmlns:mo="http://schemas.microsoft.com/office/mac/office/2008/main" xmlns:mv="urn:schemas-microsoft-com:mac:vml" xmlns:o="urn:schemas-microsoft-com:office:office" xmlns:r="http://schemas.openxmlformats.org/officeDocument/2006/relationships" xmlns:v="urn:schemas-microsoft-com:vml" xmlns:w10="urn:schemas-microsoft-com:office:word" xmlns:w14="http://schemas.microsoft.com/office/word/2010/wordml" xmlns:w="http://schemas.openxmlformats.org/wordprocessingml/2006/main" xmlns:wne="http://schemas.microsoft.com/office/word/2006/wordml" xmlns:wp14="http://schemas.microsoft.com/office/word/2010/wordprocessingDrawing" xmlns:wp="http://schemas.openxmlformats.org/drawingml/2006/wordprocessingDrawing" xmlns:wpc="http://schemas.microsoft.com/office/word/2010/wordprocessingCanvas" xmlns:wpg="http://schemas.microsoft.com/office/word/2010/wordprocessingGroup" xmlns:wpi="http://schemas.microsoft.com/office/word/2010/wordprocessingInk" xmlns:wps="http://schemas.microsoft.com/office/word/2010/wordprocessingShape" mc:Ignorable="w14 wp14">
+  <w:p>
+    <w:pPr>
+      <w:pStyle w:val="Header"/>
+      <w:jc w:val="right"/>
+    </w:pPr>
+    <w:r>
+      <w:rPr>
+        <w:rFonts w:ascii="Microsoft YaHei" w:hAnsi="Microsoft YaHei" w:eastAsia="Microsoft YaHei"/>
+        <w:b w:val="0"/>
+        <w:color w:val="64748B"/>
+        <w:sz w:val="16"/>
+      </w:rPr>
+      <w:t>Optical System GUI · 操作参考</w:t>
+    </w:r>
+  </w:p>
+</w:hdr>
 </file>
 
 <file path=word/numbering.xml><?xml version="1.0" encoding="utf-8"?>
@@ -1654,9 +2225,12 @@
     <w:name w:val="Normal"/>
     <w:qFormat/>
     <w:rsid w:val="00FC693F"/>
+    <w:pPr>
+      <w:spacing w:after="60" w:line="259" w:lineRule="auto"/>
+    </w:pPr>
     <w:rPr>
       <w:rFonts w:ascii="Microsoft YaHei" w:hAnsi="Microsoft YaHei" w:eastAsia="Microsoft YaHei"/>
-      <w:sz w:val="22"/>
+      <w:sz w:val="18"/>
     </w:rPr>
   </w:style>
   <w:style w:type="paragraph" w:styleId="Header">
@@ -1714,15 +2288,15 @@
     <w:pPr>
       <w:keepNext/>
       <w:keepLines/>
-      <w:spacing w:before="480" w:after="0"/>
+      <w:spacing w:before="160" w:after="60"/>
       <w:outlineLvl w:val="0"/>
     </w:pPr>
     <w:rPr>
       <w:rFonts w:asciiTheme="majorHAnsi" w:eastAsiaTheme="majorEastAsia" w:hAnsiTheme="majorHAnsi" w:cstheme="majorBidi" w:ascii="Microsoft YaHei" w:hAnsi="Microsoft YaHei" w:eastAsia="Microsoft YaHei"/>
       <w:b/>
       <w:bCs/>
-      <w:color w:val="2E74B5"/>
-      <w:sz w:val="32"/>
+      <w:color w:val="1F4E79"/>
+      <w:sz w:val="28"/>
       <w:szCs w:val="28"/>
     </w:rPr>
   </w:style>
@@ -1738,15 +2312,15 @@
     <w:pPr>
       <w:keepNext/>
       <w:keepLines/>
-      <w:spacing w:before="200" w:after="0"/>
+      <w:spacing w:before="100" w:after="60"/>
       <w:outlineLvl w:val="1"/>
     </w:pPr>
     <w:rPr>
       <w:rFonts w:asciiTheme="majorHAnsi" w:eastAsiaTheme="majorEastAsia" w:hAnsiTheme="majorHAnsi" w:cstheme="majorBidi" w:ascii="Microsoft YaHei" w:hAnsi="Microsoft YaHei" w:eastAsia="Microsoft YaHei"/>
       <w:b/>
       <w:bCs/>
-      <w:color w:val="2E74B5"/>
-      <w:sz w:val="26"/>
+      <w:color w:val="1F4E79"/>
+      <w:sz w:val="22"/>
       <w:szCs w:val="26"/>
     </w:rPr>
   </w:style>
@@ -1766,11 +2340,10 @@
       <w:outlineLvl w:val="2"/>
     </w:pPr>
     <w:rPr>
-      <w:rFonts w:asciiTheme="majorHAnsi" w:eastAsiaTheme="majorEastAsia" w:hAnsiTheme="majorHAnsi" w:cstheme="majorBidi" w:ascii="Microsoft YaHei" w:hAnsi="Microsoft YaHei" w:eastAsia="Microsoft YaHei"/>
+      <w:rFonts w:asciiTheme="majorHAnsi" w:eastAsiaTheme="majorEastAsia" w:hAnsiTheme="majorHAnsi" w:cstheme="majorBidi"/>
       <w:b/>
       <w:bCs/>
-      <w:color w:val="1F4D78"/>
-      <w:sz w:val="24"/>
+      <w:color w:val="4F81BD" w:themeColor="accent1"/>
     </w:rPr>
   </w:style>
   <w:style w:type="paragraph" w:styleId="Heading4">

--- a/GUI/普通用户运行说明.docx
+++ b/GUI/普通用户运行说明.docx
@@ -539,13 +539,7 @@
         <w:spacing w:after="40"/>
       </w:pPr>
       <w:r>
-        <w:rPr>
-          <w:rFonts w:ascii="Microsoft YaHei" w:hAnsi="Microsoft YaHei" w:eastAsia="Microsoft YaHei"/>
-          <w:b w:val="0"/>
-          <w:color w:val="1F2937"/>
-          <w:sz w:val="18"/>
-        </w:rPr>
-        <w:t>启动 OpticalSystemGUI.exe 或运行 GUI/run_gui.py。</w:t>
+        <w:t>启动 OpticalSystemGUI.exe 或运行 GUI/run_gui.py；初始化页显示当前状态和滚动加载条。</w:t>
       </w:r>
     </w:p>
     <w:p>
@@ -560,7 +554,7 @@
           <w:color w:val="1F2937"/>
           <w:sz w:val="18"/>
         </w:rPr>
-        <w:t>程序在 Windows 的 C:\Program Files\MATLAB\R* 或 macOS 的 /Applications/MATLAB_R*.app 中搜索 MATLAB，并选择最高版本。</w:t>
+        <w:t>程序在 Windows 的 C:\Program Files\MATLAB\R* 或 macOS 的 /Applications/MATLAB_R*.app 中搜索 MATLAB，选择最高版本，并从该安装目录加载 MATLAB Engine。</w:t>
       </w:r>
     </w:p>
     <w:p>
@@ -666,7 +660,7 @@
           <w:color w:val="1F2937"/>
           <w:sz w:val="18"/>
         </w:rPr>
-        <w:t>将组件拖入工作区。</w:t>
+        <w:t>将组件拖入工作区；选中节点或连线后按 Delete 或 Backspace 删除。</w:t>
       </w:r>
     </w:p>
     <w:p>
@@ -899,6 +893,14 @@
       </w:pPr>
       <w:r>
         <w:t>6. 查看结果</w:t>
+      </w:r>
+    </w:p>
+    <w:p>
+      <w:pPr>
+        <w:pStyle w:val="ListNumber"/>
+      </w:pPr>
+      <w:r>
+        <w:t>运行时在“输出信息”中按编号查看组件状态，例如 ONURxDSP1；同类型组件按工作区节点顺序编号。</w:t>
       </w:r>
     </w:p>
     <w:tbl>
@@ -1349,6 +1351,14 @@
     </w:p>
     <w:p>
       <w:pPr>
+        <w:pStyle w:val="ListNumber"/>
+      </w:pPr>
+      <w:r>
+        <w:t>断开后可重新选择 MATLAB 根目录并再次连接，无需重启软件。</w:t>
+      </w:r>
+    </w:p>
+    <w:p>
+      <w:pPr>
         <w:pStyle w:val="Heading1"/>
       </w:pPr>
       <w:r>
@@ -1412,7 +1422,31 @@
           <w:color w:val="1F2937"/>
           <w:sz w:val="18"/>
         </w:rPr>
-        <w:t>记录包含完整拓扑、扫描设置、输出摘要、Python/MATLAB 版本和 MATLAB 根目录。</w:t>
+        <w:t>记录包含完整拓扑、扫描设置、输出摘要、Python/MATLAB 版本、MATLAB 根目录和实测文件 SHA-256。</w:t>
+      </w:r>
+    </w:p>
+    <w:p>
+      <w:pPr>
+        <w:pStyle w:val="ListBullet"/>
+      </w:pPr>
+      <w:r>
+        <w:t>核对结果：打开记录，比较 topology_signature；签名一致表示拓扑、参数和扫描设置一致，再比较 outputs。</w:t>
+      </w:r>
+    </w:p>
+    <w:p>
+      <w:pPr>
+        <w:pStyle w:val="ListBullet"/>
+      </w:pPr>
+      <w:r>
+        <w:t>重新仿真：打开原设计 JSON，确认实测数据集仍存在且源文件 SHA-256 一致，在相同 MATLAB 环境运行；完成后比较新旧记录。</w:t>
+      </w:r>
+    </w:p>
+    <w:p>
+      <w:pPr>
+        <w:pStyle w:val="ListBullet"/>
+      </w:pPr>
+      <w:r>
+        <w:t>迁移到其他计算机时，同时复制设计 JSON 和 measurement_datasets 目录；记录文件不能单独替代实测数据集。</w:t>
       </w:r>
     </w:p>
     <w:p>
@@ -1810,6 +1844,311 @@
         <w:spacing w:after="20"/>
       </w:pPr>
     </w:p>
+    <w:p>
+      <w:pPr>
+        <w:pStyle w:val="Heading1"/>
+      </w:pPr>
+      <w:r>
+        <w:t>11. 导入并应用实测带宽</w:t>
+      </w:r>
+    </w:p>
+    <w:p>
+      <w:pPr>
+        <w:pStyle w:val="ListNumber"/>
+      </w:pPr>
+      <w:r>
+        <w:t>在工作区添加 Modulator 或 ICR，并完成原有参数设置。</w:t>
+      </w:r>
+    </w:p>
+    <w:p>
+      <w:pPr>
+        <w:pStyle w:val="ListNumber"/>
+      </w:pPr>
+      <w:r>
+        <w:t>双击 Modulator 或 ICR，在参数窗口的“带宽模型”区域单击“导入实测数据...”。</w:t>
+      </w:r>
+    </w:p>
+    <w:p>
+      <w:pPr>
+        <w:pStyle w:val="ListNumber"/>
+      </w:pPr>
+      <w:r>
+        <w:t>选择设备类型，按 XI、XQ、YI、YQ 顺序添加 4 个测试文件。调制器 BW_LOAD 文件默认使用频率列 1、响应列 3；接收机默认使用频率列 1、响应列 2；频率单位选择 GHz。</w:t>
+      </w:r>
+    </w:p>
+    <w:p>
+      <w:pPr>
+        <w:pStyle w:val="ListNumber"/>
+      </w:pPr>
+      <w:r>
+        <w:t>单击“读取并预览”；文件在后台读取，小进度条消失后检查四条实测曲线、原始 Bessel5 参考曲线、点数、频率范围和 -3 dB 带宽。</w:t>
+      </w:r>
+    </w:p>
+    <w:p>
+      <w:pPr>
+        <w:pStyle w:val="ListNumber"/>
+      </w:pPr>
+      <w:r>
+        <w:t>单击“确认导入”；返回组件参数窗口，选择“实测幅频响应”和新数据集，再单击“确定”。</w:t>
+      </w:r>
+    </w:p>
+    <w:p>
+      <w:pPr>
+        <w:pStyle w:val="ListNumber"/>
+      </w:pPr>
+      <w:r>
+        <w:t>选择“工具 &gt; 仿真预检查”；通过后按 F5 运行。</w:t>
+      </w:r>
+    </w:p>
+    <w:p>
+      <w:pPr>
+        <w:pStyle w:val="Heading1"/>
+      </w:pPr>
+      <w:r>
+        <w:t>12. 回退到原始参数</w:t>
+      </w:r>
+    </w:p>
+    <w:p>
+      <w:pPr>
+        <w:pStyle w:val="ListNumber"/>
+      </w:pPr>
+      <w:r>
+        <w:t>仅停用一个节点的实测响应：双击组件，选择“原始 Bessel5”并单击“确定”。</w:t>
+      </w:r>
+    </w:p>
+    <w:p>
+      <w:pPr>
+        <w:pStyle w:val="ListNumber"/>
+      </w:pPr>
+      <w:r>
+        <w:t>恢复一个节点的全部代码默认参数：单击“恢复该组件默认参数”。</w:t>
+      </w:r>
+    </w:p>
+    <w:p>
+      <w:pPr>
+        <w:pStyle w:val="ListNumber"/>
+      </w:pPr>
+      <w:r>
+        <w:t>恢复当前设计全部默认参数：选择“工具 &gt; 恢复全部默认参数”。</w:t>
+      </w:r>
+    </w:p>
+    <w:p>
+      <w:pPr>
+        <w:pStyle w:val="ListNumber"/>
+      </w:pPr>
+      <w:r>
+        <w:t>同时清除当前仿真结果和 MATLAB 工作区：选择“工具 &gt; 重置软件状态”。</w:t>
+      </w:r>
+    </w:p>
+    <w:p>
+      <w:r>
+        <w:t>以上操作保留拓扑布局和已导入的数据集文件；删除数据集需在管理窗口单独执行。</w:t>
+      </w:r>
+    </w:p>
+    <w:p>
+      <w:pPr>
+        <w:pStyle w:val="Heading1"/>
+      </w:pPr>
+      <w:r>
+        <w:t>13. 重启与设计文件</w:t>
+      </w:r>
+    </w:p>
+    <w:p>
+      <w:pPr>
+        <w:pStyle w:val="ListNumber"/>
+      </w:pPr>
+      <w:r>
+        <w:t>每次启动软件或新建设计时，组件使用代码声明的默认参数和 IdealBessel 模型。</w:t>
+      </w:r>
+    </w:p>
+    <w:p>
+      <w:pPr>
+        <w:pStyle w:val="ListNumber"/>
+      </w:pPr>
+      <w:r>
+        <w:t>已导入数据集保留在数据集目录，但重启后不会自动应用。</w:t>
+      </w:r>
+    </w:p>
+    <w:p>
+      <w:pPr>
+        <w:pStyle w:val="ListNumber"/>
+      </w:pPr>
+      <w:r>
+        <w:t>需要恢复保存时的实测配置时，手动打开对应设计 JSON。</w:t>
+      </w:r>
+    </w:p>
+    <w:p>
+      <w:pPr>
+        <w:pStyle w:val="ListNumber"/>
+      </w:pPr>
+      <w:r>
+        <w:t>导入失败或取消时，当前参数、模型选择和数据集目录保持不变。</w:t>
+      </w:r>
+    </w:p>
+    <w:p>
+      <w:pPr>
+        <w:pStyle w:val="Heading1"/>
+      </w:pPr>
+      <w:r>
+        <w:t>14. 实测数据故障处理</w:t>
+      </w:r>
+    </w:p>
+    <w:tbl>
+      <w:tblPr>
+        <w:tblStyle w:val="TableGrid"/>
+        <w:tblW w:type="auto" w:w="0"/>
+        <w:tblLayout w:type="fixed"/>
+        <w:tblLook w:firstColumn="1" w:firstRow="1" w:lastColumn="0" w:lastRow="0" w:noHBand="0" w:noVBand="1" w:val="04A0"/>
+      </w:tblPr>
+      <w:tblGrid>
+        <w:gridCol w:w="5184"/>
+        <w:gridCol w:w="5184"/>
+      </w:tblGrid>
+      <w:tr>
+        <w:tc>
+          <w:tcPr>
+            <w:tcW w:type="dxa" w:w="3402"/>
+            <w:vAlign w:val="center"/>
+          </w:tcPr>
+          <w:p>
+            <w:r>
+              <w:t>提示</w:t>
+            </w:r>
+          </w:p>
+        </w:tc>
+        <w:tc>
+          <w:tcPr>
+            <w:tcW w:type="dxa" w:w="6350"/>
+            <w:vAlign w:val="center"/>
+          </w:tcPr>
+          <w:p>
+            <w:r>
+              <w:t>处理</w:t>
+            </w:r>
+          </w:p>
+        </w:tc>
+      </w:tr>
+      <w:tr>
+        <w:tc>
+          <w:tcPr>
+            <w:tcW w:type="dxa" w:w="3402"/>
+            <w:vAlign w:val="center"/>
+          </w:tcPr>
+          <w:p>
+            <w:r>
+              <w:t>有效点不足</w:t>
+            </w:r>
+          </w:p>
+        </w:tc>
+        <w:tc>
+          <w:tcPr>
+            <w:tcW w:type="dxa" w:w="6350"/>
+            <w:vAlign w:val="center"/>
+          </w:tcPr>
+          <w:p>
+            <w:r>
+              <w:t>检查频率列、响应列、工作表首表和数字格式；每通道至少需要 2 个不同频率点。</w:t>
+            </w:r>
+          </w:p>
+        </w:tc>
+      </w:tr>
+      <w:tr>
+        <w:tc>
+          <w:tcPr>
+            <w:tcW w:type="dxa" w:w="3402"/>
+            <w:vAlign w:val="center"/>
+          </w:tcPr>
+          <w:p>
+            <w:r>
+              <w:t>设备类型不匹配</w:t>
+            </w:r>
+          </w:p>
+        </w:tc>
+        <w:tc>
+          <w:tcPr>
+            <w:tcW w:type="dxa" w:w="6350"/>
+            <w:vAlign w:val="center"/>
+          </w:tcPr>
+          <w:p>
+            <w:r>
+              <w:t>调制器节点选择 modulator 数据集；ICR 节点选择 receiver 数据集。</w:t>
+            </w:r>
+          </w:p>
+        </w:tc>
+      </w:tr>
+      <w:tr>
+        <w:tc>
+          <w:tcPr>
+            <w:tcW w:type="dxa" w:w="3402"/>
+            <w:vAlign w:val="center"/>
+          </w:tcPr>
+          <w:p>
+            <w:r>
+              <w:t>数据集不可用</w:t>
+            </w:r>
+          </w:p>
+        </w:tc>
+        <w:tc>
+          <w:tcPr>
+            <w:tcW w:type="dxa" w:w="6350"/>
+            <w:vAlign w:val="center"/>
+          </w:tcPr>
+          <w:p>
+            <w:r>
+              <w:t>在管理窗口确认数据集仍存在；重新导入后重新应用。</w:t>
+            </w:r>
+          </w:p>
+        </w:tc>
+      </w:tr>
+      <w:tr>
+        <w:tc>
+          <w:tcPr>
+            <w:tcW w:type="dxa" w:w="3402"/>
+            <w:vAlign w:val="center"/>
+          </w:tcPr>
+          <w:p>
+            <w:r>
+              <w:t>-3 dB 未越过</w:t>
+            </w:r>
+          </w:p>
+        </w:tc>
+        <w:tc>
+          <w:tcPr>
+            <w:tcW w:type="dxa" w:w="6350"/>
+            <w:vAlign w:val="center"/>
+          </w:tcPr>
+          <w:p>
+            <w:r>
+              <w:t>确认测试频率范围覆盖器件截止区；该数据仍可导入。</w:t>
+            </w:r>
+          </w:p>
+        </w:tc>
+      </w:tr>
+      <w:tr>
+        <w:tc>
+          <w:tcPr>
+            <w:tcW w:type="dxa" w:w="3402"/>
+            <w:vAlign w:val="center"/>
+          </w:tcPr>
+          <w:p>
+            <w:r>
+              <w:t>删除按钮不可用</w:t>
+            </w:r>
+          </w:p>
+        </w:tc>
+        <w:tc>
+          <w:tcPr>
+            <w:tcW w:type="dxa" w:w="6350"/>
+            <w:vAlign w:val="center"/>
+          </w:tcPr>
+          <w:p>
+            <w:r>
+              <w:t>先将引用该数据集的节点切回原始模型或更换数据集。</w:t>
+            </w:r>
+          </w:p>
+        </w:tc>
+      </w:tr>
+    </w:tbl>
     <w:sectPr>
       <w:headerReference w:type="default" r:id="rId9"/>
       <w:footerReference w:type="default" r:id="rId10"/>
